--- a/teacher/04-ai/04-ai-ethics/worksheet-04-04-ai-ethics-lesson1.docx
+++ b/teacher/04-ai/04-ai-ethics/worksheet-04-04-ai-ethics-lesson1.docx
@@ -4,124 +4,259 @@
   <w:body>
     <w:p>
       <w:pPr>
-        <w:spacing w:before="0" w:after="60"/>
+        <w:spacing w:after="100"/>
       </w:pPr>
       <w:r>
         <w:rPr>
-          <w:rFonts w:ascii="맑은 고딕" w:hAnsi="맑은 고딕" w:eastAsia="맑은 고딕"/>
+          <w:rFonts w:ascii="Malgun Gothic" w:hAnsi="Malgun Gothic" w:eastAsia="Malgun Gothic" w:cs="Malgun Gothic"/>
           <w:b/>
-          <w:sz w:val="30"/>
-          <w:u w:val="none"/>
+          <w:sz w:val="36"/>
         </w:rPr>
         <w:t>무엇을 내줄까? — 기록지 (1·2차시)</w:t>
       </w:r>
     </w:p>
     <w:p>
       <w:pPr>
-        <w:spacing w:after="60"/>
+        <w:spacing w:after="140"/>
+        <w:jc w:val="right"/>
       </w:pPr>
       <w:r>
         <w:rPr>
-          <w:rFonts w:ascii="맑은 고딕" w:hAnsi="맑은 고딕" w:eastAsia="맑은 고딕"/>
+          <w:rFonts w:ascii="Malgun Gothic" w:hAnsi="Malgun Gothic" w:eastAsia="Malgun Gothic" w:cs="Malgun Gothic"/>
           <w:b w:val="0"/>
           <w:sz w:val="22"/>
-          <w:u w:val="none"/>
         </w:rPr>
-        <w:t xml:space="preserve">        학년       반       번   이름                        </w:t>
+        <w:t xml:space="preserve">        학년       반       번  이름                      </w:t>
       </w:r>
     </w:p>
     <w:p>
       <w:pPr>
-        <w:spacing w:before="0" w:after="60"/>
+        <w:spacing w:after="80"/>
       </w:pPr>
       <w:r>
         <w:rPr>
-          <w:rFonts w:ascii="맑은 고딕" w:hAnsi="맑은 고딕" w:eastAsia="맑은 고딕"/>
-          <w:b w:val="0"/>
-          <w:sz w:val="20"/>
-          <w:u w:val="none"/>
+          <w:rFonts w:ascii="Malgun Gothic" w:hAnsi="Malgun Gothic" w:eastAsia="Malgun Gothic" w:cs="Malgun Gothic"/>
+          <w:b/>
+          <w:color w:val="1D4ED8"/>
+          <w:sz w:val="21"/>
         </w:rPr>
-        <w:t>이 종이는 두 시간 동안 함께 씁니다. 첫 시간에는 걷지 않으니 잘 보관하세요. 제출은 두 번째 시간 끝에 한 번입니다.</w:t>
+        <w:t>첫 시간에는 걷지 않습니다 — 두 시간 동안 함께 쓰고 다음 시간 끝에 한 번만 냅니다.</w:t>
       </w:r>
     </w:p>
     <w:p>
       <w:pPr>
-        <w:spacing w:before="0" w:after="60"/>
+        <w:spacing w:after="90"/>
       </w:pPr>
       <w:r>
         <w:rPr>
-          <w:rFonts w:ascii="맑은 고딕" w:hAnsi="맑은 고딕" w:eastAsia="맑은 고딕"/>
-          <w:b/>
+          <w:rFonts w:ascii="Malgun Gothic" w:hAnsi="Malgun Gothic" w:eastAsia="Malgun Gothic" w:cs="Malgun Gothic"/>
+          <w:b w:val="0"/>
+          <w:color w:val="64748B"/>
           <w:sz w:val="20"/>
-          <w:u w:val="none"/>
         </w:rPr>
         <w:t>정답이 있는 활동이 아닙니다. 친구 이름 대신 「짝」·「모둠 친구」로 적으세요.</w:t>
       </w:r>
     </w:p>
     <w:tbl>
       <w:tblPr>
-        <w:tblW w:type="auto" w:w="0"/>
+        <w:tblW w:type="dxa" w:w="9300"/>
         <w:tblLayout w:type="fixed"/>
         <w:tblLook w:firstColumn="1" w:firstRow="1" w:lastColumn="0" w:lastRow="0" w:noHBand="0" w:noVBand="1" w:val="04A0"/>
         <w:tblBorders>
-          <w:top w:val="single" w:sz="8" w:color="auto"/>
-          <w:left w:val="single" w:sz="8" w:color="auto"/>
-          <w:bottom w:val="single" w:sz="8" w:color="auto"/>
-          <w:right w:val="single" w:sz="8" w:color="auto"/>
-          <w:insideH w:val="single" w:sz="8" w:color="auto"/>
-          <w:insideV w:val="single" w:sz="8" w:color="auto"/>
+          <w:top w:val="single" w:color="D8DEE8" w:sz="4"/>
+          <w:left w:val="single" w:color="D8DEE8" w:sz="4"/>
+          <w:bottom w:val="single" w:color="D8DEE8" w:sz="4"/>
+          <w:right w:val="single" w:color="D8DEE8" w:sz="4"/>
+          <w:insideH w:val="single" w:color="D8DEE8" w:sz="4"/>
+          <w:insideV w:val="single" w:color="D8DEE8" w:sz="4"/>
         </w:tblBorders>
       </w:tblPr>
       <w:tblGrid>
-        <w:gridCol w:w="9900"/>
+        <w:gridCol w:w="2325"/>
+        <w:gridCol w:w="2325"/>
+        <w:gridCol w:w="2325"/>
+        <w:gridCol w:w="2325"/>
       </w:tblGrid>
       <w:tr>
         <w:tc>
           <w:tcPr>
-            <w:tcW w:type="dxa" w:w="9900"/>
-            <w:shd w:val="clear" w:fill="FFFDF2"/>
+            <w:tcW w:type="dxa" w:w="2325"/>
+            <w:tcMar>
+              <w:top w:type="dxa" w:w="90"/>
+              <w:left w:type="dxa" w:w="130"/>
+              <w:bottom w:type="dxa" w:w="90"/>
+              <w:right w:type="dxa" w:w="130"/>
+            </w:tcMar>
+            <w:shd w:val="clear" w:fill="F1F5F9"/>
           </w:tcPr>
           <w:p>
             <w:pPr>
-              <w:spacing w:before="80" w:after="80"/>
+              <w:spacing w:after="0"/>
+              <w:jc w:val="center"/>
             </w:pPr>
-            <w:r/>
             <w:r>
               <w:rPr>
-                <w:rFonts w:ascii="맑은 고딕" w:hAnsi="맑은 고딕" w:eastAsia="맑은 고딕"/>
+                <w:rFonts w:ascii="Malgun Gothic" w:hAnsi="Malgun Gothic" w:eastAsia="Malgun Gothic" w:cs="Malgun Gothic"/>
                 <w:b/>
-                <w:sz w:val="21"/>
-                <w:u w:val="none"/>
+                <w:sz w:val="20"/>
+              </w:rPr>
+              <w:t>첫 시간 ① 혼자 정하기</w:t>
+            </w:r>
+          </w:p>
+        </w:tc>
+        <w:tc>
+          <w:tcPr>
+            <w:tcW w:type="dxa" w:w="2325"/>
+            <w:tcMar>
+              <w:top w:type="dxa" w:w="90"/>
+              <w:left w:type="dxa" w:w="130"/>
+              <w:bottom w:type="dxa" w:w="90"/>
+              <w:right w:type="dxa" w:w="130"/>
+            </w:tcMar>
+            <w:shd w:val="clear" w:fill="F1F5F9"/>
+          </w:tcPr>
+          <w:p>
+            <w:pPr>
+              <w:spacing w:after="0"/>
+              <w:jc w:val="center"/>
+            </w:pPr>
+            <w:r>
+              <w:rPr>
+                <w:rFonts w:ascii="Malgun Gothic" w:hAnsi="Malgun Gothic" w:eastAsia="Malgun Gothic" w:cs="Malgun Gothic"/>
+                <w:b/>
+                <w:sz w:val="20"/>
+              </w:rPr>
+              <w:t>② 카드가 깎는 것</w:t>
+            </w:r>
+          </w:p>
+        </w:tc>
+        <w:tc>
+          <w:tcPr>
+            <w:tcW w:type="dxa" w:w="2325"/>
+            <w:tcMar>
+              <w:top w:type="dxa" w:w="90"/>
+              <w:left w:type="dxa" w:w="130"/>
+              <w:bottom w:type="dxa" w:w="90"/>
+              <w:right w:type="dxa" w:w="130"/>
+            </w:tcMar>
+            <w:shd w:val="clear" w:fill="F1F5F9"/>
+          </w:tcPr>
+          <w:p>
+            <w:pPr>
+              <w:spacing w:after="0"/>
+              <w:jc w:val="center"/>
+            </w:pPr>
+            <w:r>
+              <w:rPr>
+                <w:rFonts w:ascii="Malgun Gothic" w:hAnsi="Malgun Gothic" w:eastAsia="Malgun Gothic" w:cs="Malgun Gothic"/>
+                <w:b/>
+                <w:sz w:val="20"/>
+              </w:rPr>
+              <w:t>③ 하나 고르기</w:t>
+            </w:r>
+          </w:p>
+        </w:tc>
+        <w:tc>
+          <w:tcPr>
+            <w:tcW w:type="dxa" w:w="2325"/>
+            <w:tcMar>
+              <w:top w:type="dxa" w:w="90"/>
+              <w:left w:type="dxa" w:w="130"/>
+              <w:bottom w:type="dxa" w:w="90"/>
+              <w:right w:type="dxa" w:w="130"/>
+            </w:tcMar>
+            <w:shd w:val="clear" w:fill="F1F5F9"/>
+          </w:tcPr>
+          <w:p>
+            <w:pPr>
+              <w:spacing w:after="0"/>
+              <w:jc w:val="center"/>
+            </w:pPr>
+            <w:r>
+              <w:rPr>
+                <w:rFonts w:ascii="Malgun Gothic" w:hAnsi="Malgun Gothic" w:eastAsia="Malgun Gothic" w:cs="Malgun Gothic"/>
+                <w:b/>
+                <w:sz w:val="20"/>
+              </w:rPr>
+              <w:t>④ 질문 1은 집에서</w:t>
+            </w:r>
+          </w:p>
+        </w:tc>
+      </w:tr>
+    </w:tbl>
+    <w:p>
+      <w:pPr>
+        <w:spacing w:after="0"/>
+      </w:pPr>
+    </w:p>
+    <w:tbl>
+      <w:tblPr>
+        <w:tblW w:type="dxa" w:w="9300"/>
+        <w:tblLayout w:type="fixed"/>
+        <w:tblLook w:firstColumn="1" w:firstRow="1" w:lastColumn="0" w:lastRow="0" w:noHBand="0" w:noVBand="1" w:val="04A0"/>
+        <w:tblBorders>
+          <w:top w:val="single" w:color="C7D6EF" w:sz="4"/>
+          <w:left w:val="single" w:color="C7D6EF" w:sz="4"/>
+          <w:bottom w:val="single" w:color="C7D6EF" w:sz="4"/>
+          <w:right w:val="single" w:color="C7D6EF" w:sz="4"/>
+          <w:insideH w:val="single" w:color="C7D6EF" w:sz="4"/>
+          <w:insideV w:val="single" w:color="C7D6EF" w:sz="4"/>
+        </w:tblBorders>
+      </w:tblPr>
+      <w:tblGrid>
+        <w:gridCol w:w="3600"/>
+        <w:gridCol w:w="5700"/>
+      </w:tblGrid>
+      <w:tr>
+        <w:tc>
+          <w:tcPr>
+            <w:tcW w:type="dxa" w:w="3600"/>
+            <w:tcMar>
+              <w:top w:type="dxa" w:w="90"/>
+              <w:left w:type="dxa" w:w="130"/>
+              <w:bottom w:type="dxa" w:w="90"/>
+              <w:right w:type="dxa" w:w="130"/>
+            </w:tcMar>
+            <w:shd w:val="clear" w:fill="EFF4FB"/>
+          </w:tcPr>
+          <w:p>
+            <w:pPr>
+              <w:spacing w:after="0"/>
+            </w:pPr>
+            <w:r>
+              <w:rPr>
+                <w:rFonts w:ascii="Malgun Gothic" w:hAnsi="Malgun Gothic" w:eastAsia="Malgun Gothic" w:cs="Malgun Gothic"/>
+                <w:b/>
+                <w:color w:val="1D4ED8"/>
+                <w:sz w:val="24"/>
               </w:rPr>
               <w:t>오늘 정할 것</w:t>
             </w:r>
           </w:p>
+        </w:tc>
+        <w:tc>
+          <w:tcPr>
+            <w:tcW w:type="dxa" w:w="5700"/>
+            <w:tcMar>
+              <w:top w:type="dxa" w:w="90"/>
+              <w:left w:type="dxa" w:w="130"/>
+              <w:bottom w:type="dxa" w:w="90"/>
+              <w:right w:type="dxa" w:w="130"/>
+            </w:tcMar>
+            <w:shd w:val="clear" w:fill="EFF4FB"/>
+          </w:tcPr>
           <w:p>
             <w:pPr>
-              <w:spacing w:before="40" w:after="40"/>
+              <w:spacing w:after="0"/>
             </w:pPr>
             <w:r>
               <w:rPr>
-                <w:rFonts w:ascii="맑은 고딕" w:hAnsi="맑은 고딕" w:eastAsia="맑은 고딕"/>
-                <w:b/>
-                <w:sz w:val="23"/>
-                <w:u w:val="none"/>
+                <w:rFonts w:ascii="Malgun Gothic" w:hAnsi="Malgun Gothic" w:eastAsia="Malgun Gothic" w:cs="Malgun Gothic"/>
+                <w:b w:val="0"/>
+                <w:color w:val="64748B"/>
+                <w:sz w:val="19"/>
               </w:rPr>
-              <w:t>우리가 만든 팔 자세 모델이 꽤 잘 된다. 다음 학년 체육 수업에 쓰자고 한다. 우리 반 사진을 남겨 둘 것인가 — 그리고 어떤 조건으로?</w:t>
-            </w:r>
-          </w:p>
-          <w:p>
-            <w:pPr>
-              <w:spacing w:before="40" w:after="40"/>
-            </w:pPr>
-            <w:r>
-              <w:rPr>
-                <w:rFonts w:ascii="맑은 고딕" w:hAnsi="맑은 고딕" w:eastAsia="맑은 고딕"/>
-                <w:b w:val="0"/>
-                <w:sz w:val="20"/>
-                <w:u w:val="none"/>
-              </w:rPr>
-              <w:t>(진짜로 요청이 온 것은 아닙니다. 그런 말이 나오면 어떻게 할지를 정해 보는 것입니다.)</w:t>
+              <w:t>진짜 요청이 아닙니다 — 그런 말이 나오면 어떻게 할지</w:t>
             </w:r>
           </w:p>
         </w:tc>
@@ -129,40 +264,52 @@
     </w:tbl>
     <w:tbl>
       <w:tblPr>
-        <w:tblW w:type="auto" w:w="0"/>
+        <w:tblW w:type="dxa" w:w="9300"/>
         <w:tblLayout w:type="fixed"/>
         <w:tblLook w:firstColumn="1" w:firstRow="1" w:lastColumn="0" w:lastRow="0" w:noHBand="0" w:noVBand="1" w:val="04A0"/>
         <w:tblBorders>
-          <w:top w:val="none"/>
-          <w:left w:val="none"/>
-          <w:bottom w:val="none"/>
-          <w:right w:val="none"/>
-          <w:insideH w:val="none"/>
-          <w:insideV w:val="none"/>
+          <w:top w:val="single" w:color="auto" w:sz="4"/>
+          <w:left w:val="single" w:color="auto" w:sz="4"/>
+          <w:bottom w:val="single" w:color="auto" w:sz="4"/>
+          <w:right w:val="single" w:color="auto" w:sz="4"/>
+          <w:insideH w:val="single" w:color="auto" w:sz="4"/>
+          <w:insideV w:val="single" w:color="auto" w:sz="4"/>
         </w:tblBorders>
       </w:tblPr>
       <w:tblGrid>
-        <w:gridCol w:w="9900"/>
+        <w:gridCol w:w="9300"/>
       </w:tblGrid>
       <w:tr>
         <w:tc>
           <w:tcPr>
-            <w:tcW w:type="dxa" w:w="9900"/>
-            <w:shd w:val="clear" w:fill="E8EEF7"/>
+            <w:tcW w:type="dxa" w:w="9300"/>
+            <w:tcMar>
+              <w:top w:type="dxa" w:w="90"/>
+              <w:left w:type="dxa" w:w="130"/>
+              <w:bottom w:type="dxa" w:w="90"/>
+              <w:right w:type="dxa" w:w="130"/>
+            </w:tcMar>
           </w:tcPr>
           <w:p>
             <w:pPr>
-              <w:spacing w:before="60" w:after="60"/>
+              <w:spacing w:after="0"/>
             </w:pPr>
-            <w:r/>
             <w:r>
               <w:rPr>
-                <w:rFonts w:ascii="맑은 고딕" w:hAnsi="맑은 고딕" w:eastAsia="맑은 고딕"/>
+                <w:rFonts w:ascii="Malgun Gothic" w:hAnsi="Malgun Gothic" w:eastAsia="Malgun Gothic" w:cs="Malgun Gothic"/>
                 <w:b/>
                 <w:sz w:val="23"/>
-                <w:u w:val="none"/>
               </w:rPr>
-              <w:t>활동 1.  혼자 정하기 — 모둠에서 말하기 전에 혼자 씁니다</w:t>
+              <w:t>우리가 만든 팔 자세 모델이 꽤 잘 된다. 다음 학년 체육 수업에 쓰자고 한다.</w:t>
+            </w:r>
+            <w:r>
+              <w:rPr>
+                <w:rFonts w:ascii="Malgun Gothic" w:hAnsi="Malgun Gothic" w:eastAsia="Malgun Gothic" w:cs="Malgun Gothic"/>
+                <w:b/>
+                <w:sz w:val="23"/>
+              </w:rPr>
+              <w:br/>
+              <w:t>우리 반 사진을 남겨 둘 것인가 — 그리고 어떤 조건으로?</w:t>
             </w:r>
           </w:p>
         </w:tc>
@@ -170,128 +317,354 @@
     </w:tbl>
     <w:p>
       <w:pPr>
-        <w:spacing w:before="80" w:after="60"/>
+        <w:spacing w:after="0"/>
       </w:pPr>
-      <w:r>
-        <w:rPr>
-          <w:rFonts w:ascii="맑은 고딕" w:hAnsi="맑은 고딕" w:eastAsia="맑은 고딕"/>
-          <w:b w:val="0"/>
-          <w:sz w:val="22"/>
-          <w:u w:val="none"/>
-        </w:rPr>
-        <w:t>다음 학년에게 우리 반 사진을 남길 것인가?  하나에 표시하세요.</w:t>
-      </w:r>
-    </w:p>
-    <w:p>
-      <w:pPr>
-        <w:spacing w:before="0" w:after="80"/>
-      </w:pPr>
-      <w:r>
-        <w:rPr>
-          <w:rFonts w:ascii="맑은 고딕" w:hAnsi="맑은 고딕" w:eastAsia="맑은 고딕"/>
-          <w:b/>
-          <w:sz w:val="24"/>
-          <w:u w:val="none"/>
-        </w:rPr>
-        <w:t xml:space="preserve">        ○ 남긴다              ✗ 남기지 않는다              아직 못 정했다</w:t>
-      </w:r>
-    </w:p>
-    <w:p>
-      <w:pPr>
-        <w:spacing w:before="80" w:after="0"/>
-      </w:pPr>
-      <w:r>
-        <w:rPr>
-          <w:rFonts w:ascii="맑은 고딕" w:hAnsi="맑은 고딕" w:eastAsia="맑은 고딕"/>
-          <w:b w:val="0"/>
-          <w:sz w:val="22"/>
-          <w:u w:val="none"/>
-        </w:rPr>
-        <w:t>왜 그렇게 정했나요? (한 줄)</w:t>
-      </w:r>
-    </w:p>
-    <w:p>
-      <w:pPr>
-        <w:pBdr>
-          <w:bottom w:val="single" w:sz="4" w:color="AAAAAA"/>
-        </w:pBdr>
-        <w:spacing w:before="100" w:after="100"/>
-      </w:pPr>
-      <w:r>
-        <w:rPr>
-          <w:rFonts w:ascii="맑은 고딕" w:hAnsi="맑은 고딕" w:eastAsia="맑은 고딕"/>
-          <w:b w:val="0"/>
-          <w:sz w:val="22"/>
-          <w:u w:val="none"/>
-        </w:rPr>
-      </w:r>
-    </w:p>
-    <w:p>
-      <w:pPr>
-        <w:spacing w:before="80" w:after="0"/>
-      </w:pPr>
-      <w:r>
-        <w:rPr>
-          <w:rFonts w:ascii="맑은 고딕" w:hAnsi="맑은 고딕" w:eastAsia="맑은 고딕"/>
-          <w:b w:val="0"/>
-          <w:sz w:val="22"/>
-          <w:u w:val="none"/>
-        </w:rPr>
-        <w:t>「아직 못 정했다」에 표시했다면 — 무엇을 알면 정할 수 있을까요? (한 줄)</w:t>
-      </w:r>
-    </w:p>
-    <w:p>
-      <w:pPr>
-        <w:pBdr>
-          <w:bottom w:val="single" w:sz="4" w:color="AAAAAA"/>
-        </w:pBdr>
-        <w:spacing w:before="100" w:after="100"/>
-      </w:pPr>
-      <w:r>
-        <w:rPr>
-          <w:rFonts w:ascii="맑은 고딕" w:hAnsi="맑은 고딕" w:eastAsia="맑은 고딕"/>
-          <w:b w:val="0"/>
-          <w:sz w:val="22"/>
-          <w:u w:val="none"/>
-        </w:rPr>
-      </w:r>
     </w:p>
     <w:tbl>
       <w:tblPr>
-        <w:tblW w:type="auto" w:w="0"/>
+        <w:tblW w:type="dxa" w:w="9300"/>
         <w:tblLayout w:type="fixed"/>
         <w:tblLook w:firstColumn="1" w:firstRow="1" w:lastColumn="0" w:lastRow="0" w:noHBand="0" w:noVBand="1" w:val="04A0"/>
         <w:tblBorders>
-          <w:top w:val="none"/>
-          <w:left w:val="none"/>
-          <w:bottom w:val="none"/>
-          <w:right w:val="none"/>
-          <w:insideH w:val="none"/>
-          <w:insideV w:val="none"/>
+          <w:top w:val="single" w:color="C7D6EF" w:sz="4"/>
+          <w:left w:val="single" w:color="C7D6EF" w:sz="4"/>
+          <w:bottom w:val="single" w:color="C7D6EF" w:sz="4"/>
+          <w:right w:val="single" w:color="C7D6EF" w:sz="4"/>
+          <w:insideH w:val="single" w:color="C7D6EF" w:sz="4"/>
+          <w:insideV w:val="single" w:color="C7D6EF" w:sz="4"/>
         </w:tblBorders>
       </w:tblPr>
       <w:tblGrid>
-        <w:gridCol w:w="9900"/>
+        <w:gridCol w:w="3600"/>
+        <w:gridCol w:w="5700"/>
       </w:tblGrid>
       <w:tr>
         <w:tc>
           <w:tcPr>
-            <w:tcW w:type="dxa" w:w="9900"/>
-            <w:shd w:val="clear" w:fill="E8EEF7"/>
+            <w:tcW w:type="dxa" w:w="3600"/>
+            <w:tcMar>
+              <w:top w:type="dxa" w:w="90"/>
+              <w:left w:type="dxa" w:w="130"/>
+              <w:bottom w:type="dxa" w:w="90"/>
+              <w:right w:type="dxa" w:w="130"/>
+            </w:tcMar>
+            <w:shd w:val="clear" w:fill="EFF4FB"/>
           </w:tcPr>
           <w:p>
             <w:pPr>
-              <w:spacing w:before="60" w:after="60"/>
+              <w:spacing w:after="0"/>
             </w:pPr>
-            <w:r/>
             <w:r>
               <w:rPr>
-                <w:rFonts w:ascii="맑은 고딕" w:hAnsi="맑은 고딕" w:eastAsia="맑은 고딕"/>
+                <w:rFonts w:ascii="Malgun Gothic" w:hAnsi="Malgun Gothic" w:eastAsia="Malgun Gothic" w:cs="Malgun Gothic"/>
                 <w:b/>
-                <w:sz w:val="23"/>
-                <w:u w:val="none"/>
+                <w:color w:val="1D4ED8"/>
+                <w:sz w:val="24"/>
               </w:rPr>
-              <w:t>활동 2.  카드 다섯 장 — 이게 깎는 것</w:t>
+              <w:t>활동 1   혼자 정하기</w:t>
+            </w:r>
+          </w:p>
+        </w:tc>
+        <w:tc>
+          <w:tcPr>
+            <w:tcW w:type="dxa" w:w="5700"/>
+            <w:tcMar>
+              <w:top w:type="dxa" w:w="90"/>
+              <w:left w:type="dxa" w:w="130"/>
+              <w:bottom w:type="dxa" w:w="90"/>
+              <w:right w:type="dxa" w:w="130"/>
+            </w:tcMar>
+            <w:shd w:val="clear" w:fill="EFF4FB"/>
+          </w:tcPr>
+          <w:p>
+            <w:pPr>
+              <w:spacing w:after="0"/>
+            </w:pPr>
+            <w:r>
+              <w:rPr>
+                <w:rFonts w:ascii="Malgun Gothic" w:hAnsi="Malgun Gothic" w:eastAsia="Malgun Gothic" w:cs="Malgun Gothic"/>
+                <w:b w:val="0"/>
+                <w:color w:val="64748B"/>
+                <w:sz w:val="19"/>
+              </w:rPr>
+              <w:t>모둠에서 말하기 전에 혼자 씁니다</w:t>
+            </w:r>
+          </w:p>
+        </w:tc>
+      </w:tr>
+    </w:tbl>
+    <w:tbl>
+      <w:tblPr>
+        <w:tblW w:type="dxa" w:w="9300"/>
+        <w:tblLayout w:type="fixed"/>
+        <w:tblLook w:firstColumn="1" w:firstRow="1" w:lastColumn="0" w:lastRow="0" w:noHBand="0" w:noVBand="1" w:val="04A0"/>
+        <w:tblBorders>
+          <w:top w:val="single" w:color="auto" w:sz="4"/>
+          <w:left w:val="single" w:color="auto" w:sz="4"/>
+          <w:bottom w:val="single" w:color="auto" w:sz="4"/>
+          <w:right w:val="single" w:color="auto" w:sz="4"/>
+          <w:insideH w:val="single" w:color="auto" w:sz="4"/>
+          <w:insideV w:val="single" w:color="auto" w:sz="4"/>
+        </w:tblBorders>
+      </w:tblPr>
+      <w:tblGrid>
+        <w:gridCol w:w="4200"/>
+        <w:gridCol w:w="5100"/>
+      </w:tblGrid>
+      <w:tr>
+        <w:tc>
+          <w:tcPr>
+            <w:tcW w:type="dxa" w:w="4200"/>
+            <w:tcMar>
+              <w:top w:type="dxa" w:w="90"/>
+              <w:left w:type="dxa" w:w="130"/>
+              <w:bottom w:type="dxa" w:w="90"/>
+              <w:right w:type="dxa" w:w="130"/>
+            </w:tcMar>
+            <w:shd w:val="clear" w:fill="EFF4FB"/>
+          </w:tcPr>
+          <w:p>
+            <w:pPr>
+              <w:spacing w:after="0"/>
+            </w:pPr>
+            <w:r>
+              <w:rPr>
+                <w:rFonts w:ascii="Malgun Gothic" w:hAnsi="Malgun Gothic" w:eastAsia="Malgun Gothic" w:cs="Malgun Gothic"/>
+                <w:b/>
+                <w:sz w:val="21"/>
+              </w:rPr>
+              <w:t>물음</w:t>
+            </w:r>
+          </w:p>
+        </w:tc>
+        <w:tc>
+          <w:tcPr>
+            <w:tcW w:type="dxa" w:w="5100"/>
+            <w:tcMar>
+              <w:top w:type="dxa" w:w="90"/>
+              <w:left w:type="dxa" w:w="130"/>
+              <w:bottom w:type="dxa" w:w="90"/>
+              <w:right w:type="dxa" w:w="130"/>
+            </w:tcMar>
+            <w:shd w:val="clear" w:fill="EFF4FB"/>
+          </w:tcPr>
+          <w:p>
+            <w:pPr>
+              <w:spacing w:after="0"/>
+            </w:pPr>
+            <w:r>
+              <w:rPr>
+                <w:rFonts w:ascii="Malgun Gothic" w:hAnsi="Malgun Gothic" w:eastAsia="Malgun Gothic" w:cs="Malgun Gothic"/>
+                <w:b/>
+                <w:sz w:val="21"/>
+              </w:rPr>
+              <w:t>내가 쓴 것</w:t>
+            </w:r>
+          </w:p>
+        </w:tc>
+      </w:tr>
+      <w:tr>
+        <w:tc>
+          <w:tcPr>
+            <w:tcW w:type="dxa" w:w="4200"/>
+            <w:tcMar>
+              <w:top w:type="dxa" w:w="90"/>
+              <w:left w:type="dxa" w:w="130"/>
+              <w:bottom w:type="dxa" w:w="90"/>
+              <w:right w:type="dxa" w:w="130"/>
+            </w:tcMar>
+          </w:tcPr>
+          <w:p>
+            <w:pPr>
+              <w:spacing w:after="0"/>
+            </w:pPr>
+            <w:r>
+              <w:rPr>
+                <w:rFonts w:ascii="Malgun Gothic" w:hAnsi="Malgun Gothic" w:eastAsia="Malgun Gothic" w:cs="Malgun Gothic"/>
+                <w:b w:val="0"/>
+                <w:sz w:val="21"/>
+              </w:rPr>
+              <w:t xml:space="preserve">다음 학년에게 우리 반 사진을 </w:t>
+            </w:r>
+            <w:r>
+              <w:rPr>
+                <w:rFonts w:ascii="Malgun Gothic" w:hAnsi="Malgun Gothic" w:eastAsia="Malgun Gothic" w:cs="Malgun Gothic"/>
+                <w:b/>
+                <w:sz w:val="21"/>
+              </w:rPr>
+              <w:t>남길 것인가?</w:t>
+            </w:r>
+          </w:p>
+        </w:tc>
+        <w:tc>
+          <w:tcPr>
+            <w:tcW w:type="dxa" w:w="5100"/>
+            <w:tcMar>
+              <w:top w:type="dxa" w:w="90"/>
+              <w:left w:type="dxa" w:w="130"/>
+              <w:bottom w:type="dxa" w:w="90"/>
+              <w:right w:type="dxa" w:w="130"/>
+            </w:tcMar>
+          </w:tcPr>
+          <w:p>
+            <w:pPr>
+              <w:spacing w:after="0"/>
+            </w:pPr>
+            <w:r>
+              <w:rPr>
+                <w:rFonts w:ascii="Malgun Gothic" w:hAnsi="Malgun Gothic" w:eastAsia="Malgun Gothic" w:cs="Malgun Gothic"/>
+                <w:b/>
+                <w:sz w:val="21"/>
+              </w:rPr>
+              <w:t>○ 남긴다        ✗ 남기지 않는다        아직 못 정했다</w:t>
+            </w:r>
+          </w:p>
+          <w:p>
+            <w:pPr>
+              <w:spacing w:after="0"/>
+            </w:pPr>
+            <w:r>
+              <w:rPr>
+                <w:rFonts w:ascii="Malgun Gothic" w:hAnsi="Malgun Gothic" w:eastAsia="Malgun Gothic" w:cs="Malgun Gothic"/>
+                <w:b w:val="0"/>
+                <w:color w:val="64748B"/>
+                <w:sz w:val="19"/>
+              </w:rPr>
+              <w:t>하나에 동그라미 하세요</w:t>
+            </w:r>
+          </w:p>
+        </w:tc>
+      </w:tr>
+      <w:tr>
+        <w:tc>
+          <w:tcPr>
+            <w:tcW w:type="dxa" w:w="4200"/>
+            <w:tcMar>
+              <w:top w:type="dxa" w:w="90"/>
+              <w:left w:type="dxa" w:w="130"/>
+              <w:bottom w:type="dxa" w:w="90"/>
+              <w:right w:type="dxa" w:w="130"/>
+            </w:tcMar>
+          </w:tcPr>
+          <w:p>
+            <w:pPr>
+              <w:spacing w:after="0"/>
+            </w:pPr>
+            <w:r>
+              <w:rPr>
+                <w:rFonts w:ascii="Malgun Gothic" w:hAnsi="Malgun Gothic" w:eastAsia="Malgun Gothic" w:cs="Malgun Gothic"/>
+                <w:b w:val="0"/>
+                <w:sz w:val="21"/>
+              </w:rPr>
+              <w:t>왜 그렇게 정했나요? (한 줄)</w:t>
+            </w:r>
+          </w:p>
+        </w:tc>
+        <w:tc>
+          <w:tcPr>
+            <w:tcW w:type="dxa" w:w="5100"/>
+            <w:tcMar>
+              <w:top w:type="dxa" w:w="90"/>
+              <w:left w:type="dxa" w:w="130"/>
+              <w:bottom w:type="dxa" w:w="90"/>
+              <w:right w:type="dxa" w:w="130"/>
+            </w:tcMar>
+          </w:tcPr>
+          <w:p>
+            <w:pPr>
+              <w:spacing w:after="0"/>
+            </w:pPr>
+            <w:r>
+              <w:rPr>
+                <w:rFonts w:ascii="Malgun Gothic" w:hAnsi="Malgun Gothic" w:eastAsia="Malgun Gothic" w:cs="Malgun Gothic"/>
+                <w:b w:val="0"/>
+                <w:sz w:val="21"/>
+              </w:rPr>
+              <w:t/>
+            </w:r>
+          </w:p>
+          <w:p>
+            <w:pPr>
+              <w:spacing w:after="0"/>
+            </w:pPr>
+            <w:r>
+              <w:rPr>
+                <w:rFonts w:ascii="Malgun Gothic" w:hAnsi="Malgun Gothic" w:eastAsia="Malgun Gothic" w:cs="Malgun Gothic"/>
+                <w:b w:val="0"/>
+                <w:sz w:val="21"/>
+              </w:rPr>
+              <w:t/>
+            </w:r>
+          </w:p>
+        </w:tc>
+      </w:tr>
+      <w:tr>
+        <w:tc>
+          <w:tcPr>
+            <w:tcW w:type="dxa" w:w="4200"/>
+            <w:tcMar>
+              <w:top w:type="dxa" w:w="90"/>
+              <w:left w:type="dxa" w:w="130"/>
+              <w:bottom w:type="dxa" w:w="90"/>
+              <w:right w:type="dxa" w:w="130"/>
+            </w:tcMar>
+          </w:tcPr>
+          <w:p>
+            <w:pPr>
+              <w:spacing w:after="0"/>
+            </w:pPr>
+            <w:r>
+              <w:rPr>
+                <w:rFonts w:ascii="Malgun Gothic" w:hAnsi="Malgun Gothic" w:eastAsia="Malgun Gothic" w:cs="Malgun Gothic"/>
+                <w:b w:val="0"/>
+                <w:sz w:val="21"/>
+              </w:rPr>
+              <w:t xml:space="preserve">「아직 못 정했다」에 표시했다면 — </w:t>
+            </w:r>
+            <w:r>
+              <w:rPr>
+                <w:rFonts w:ascii="Malgun Gothic" w:hAnsi="Malgun Gothic" w:eastAsia="Malgun Gothic" w:cs="Malgun Gothic"/>
+                <w:b/>
+                <w:sz w:val="21"/>
+              </w:rPr>
+              <w:t>무엇을 알면 정할 수 있을까요?</w:t>
+            </w:r>
+          </w:p>
+        </w:tc>
+        <w:tc>
+          <w:tcPr>
+            <w:tcW w:type="dxa" w:w="5100"/>
+            <w:tcMar>
+              <w:top w:type="dxa" w:w="90"/>
+              <w:left w:type="dxa" w:w="130"/>
+              <w:bottom w:type="dxa" w:w="90"/>
+              <w:right w:type="dxa" w:w="130"/>
+            </w:tcMar>
+          </w:tcPr>
+          <w:p>
+            <w:pPr>
+              <w:spacing w:after="0"/>
+            </w:pPr>
+            <w:r>
+              <w:rPr>
+                <w:rFonts w:ascii="Malgun Gothic" w:hAnsi="Malgun Gothic" w:eastAsia="Malgun Gothic" w:cs="Malgun Gothic"/>
+                <w:b w:val="0"/>
+                <w:sz w:val="21"/>
+              </w:rPr>
+              <w:t/>
+            </w:r>
+          </w:p>
+          <w:p>
+            <w:pPr>
+              <w:spacing w:after="0"/>
+            </w:pPr>
+            <w:r>
+              <w:rPr>
+                <w:rFonts w:ascii="Malgun Gothic" w:hAnsi="Malgun Gothic" w:eastAsia="Malgun Gothic" w:cs="Malgun Gothic"/>
+                <w:b w:val="0"/>
+                <w:sz w:val="21"/>
+              </w:rPr>
+              <w:t/>
             </w:r>
           </w:p>
         </w:tc>
@@ -299,53 +672,121 @@
     </w:tbl>
     <w:p>
       <w:pPr>
-        <w:spacing w:before="80" w:after="60"/>
+        <w:spacing w:after="0"/>
       </w:pPr>
-      <w:r>
-        <w:rPr>
-          <w:rFonts w:ascii="맑은 고딕" w:hAnsi="맑은 고딕" w:eastAsia="맑은 고딕"/>
-          <w:b w:val="0"/>
-          <w:sz w:val="21"/>
-          <w:u w:val="none"/>
-        </w:rPr>
-        <w:t>카드를 한 장씩 읽고, 그 방안이 무엇을 깎는지 찾아 한 줄씩 적으세요. 카드에는 적혀 있지 않습니다.</w:t>
-      </w:r>
     </w:p>
     <w:tbl>
       <w:tblPr>
-        <w:tblW w:type="auto" w:w="0"/>
+        <w:tblW w:type="dxa" w:w="9300"/>
         <w:tblLayout w:type="fixed"/>
         <w:tblLook w:firstColumn="1" w:firstRow="1" w:lastColumn="0" w:lastRow="0" w:noHBand="0" w:noVBand="1" w:val="04A0"/>
         <w:tblBorders>
-          <w:top w:val="single" w:sz="4" w:color="auto"/>
-          <w:left w:val="single" w:sz="4" w:color="auto"/>
-          <w:bottom w:val="single" w:sz="4" w:color="auto"/>
-          <w:right w:val="single" w:sz="4" w:color="auto"/>
-          <w:insideH w:val="single" w:sz="4" w:color="auto"/>
-          <w:insideV w:val="single" w:sz="4" w:color="auto"/>
+          <w:top w:val="single" w:color="C7D6EF" w:sz="4"/>
+          <w:left w:val="single" w:color="C7D6EF" w:sz="4"/>
+          <w:bottom w:val="single" w:color="C7D6EF" w:sz="4"/>
+          <w:right w:val="single" w:color="C7D6EF" w:sz="4"/>
+          <w:insideH w:val="single" w:color="C7D6EF" w:sz="4"/>
+          <w:insideV w:val="single" w:color="C7D6EF" w:sz="4"/>
         </w:tblBorders>
       </w:tblPr>
       <w:tblGrid>
         <w:gridCol w:w="3600"/>
-        <w:gridCol w:w="6300"/>
+        <w:gridCol w:w="5700"/>
       </w:tblGrid>
       <w:tr>
         <w:tc>
           <w:tcPr>
             <w:tcW w:type="dxa" w:w="3600"/>
-            <w:shd w:val="clear" w:fill="EFEFEF"/>
+            <w:tcMar>
+              <w:top w:type="dxa" w:w="90"/>
+              <w:left w:type="dxa" w:w="130"/>
+              <w:bottom w:type="dxa" w:w="90"/>
+              <w:right w:type="dxa" w:w="130"/>
+            </w:tcMar>
+            <w:shd w:val="clear" w:fill="EFF4FB"/>
           </w:tcPr>
           <w:p>
             <w:pPr>
-              <w:spacing w:before="60" w:after="60"/>
+              <w:spacing w:after="0"/>
             </w:pPr>
-            <w:r/>
             <w:r>
               <w:rPr>
-                <w:rFonts w:ascii="맑은 고딕" w:hAnsi="맑은 고딕" w:eastAsia="맑은 고딕"/>
+                <w:rFonts w:ascii="Malgun Gothic" w:hAnsi="Malgun Gothic" w:eastAsia="Malgun Gothic" w:cs="Malgun Gothic"/>
+                <w:b/>
+                <w:color w:val="1D4ED8"/>
+                <w:sz w:val="24"/>
+              </w:rPr>
+              <w:t>활동 2   카드 다섯 장</w:t>
+            </w:r>
+          </w:p>
+        </w:tc>
+        <w:tc>
+          <w:tcPr>
+            <w:tcW w:type="dxa" w:w="5700"/>
+            <w:tcMar>
+              <w:top w:type="dxa" w:w="90"/>
+              <w:left w:type="dxa" w:w="130"/>
+              <w:bottom w:type="dxa" w:w="90"/>
+              <w:right w:type="dxa" w:w="130"/>
+            </w:tcMar>
+            <w:shd w:val="clear" w:fill="EFF4FB"/>
+          </w:tcPr>
+          <w:p>
+            <w:pPr>
+              <w:spacing w:after="0"/>
+            </w:pPr>
+            <w:r>
+              <w:rPr>
+                <w:rFonts w:ascii="Malgun Gothic" w:hAnsi="Malgun Gothic" w:eastAsia="Malgun Gothic" w:cs="Malgun Gothic"/>
+                <w:b w:val="0"/>
+                <w:color w:val="64748B"/>
+                <w:sz w:val="19"/>
+              </w:rPr>
+              <w:t>무엇을 깎는지 찾아 적으세요 — 카드에는 없습니다</w:t>
+            </w:r>
+          </w:p>
+        </w:tc>
+      </w:tr>
+    </w:tbl>
+    <w:tbl>
+      <w:tblPr>
+        <w:tblW w:type="dxa" w:w="9300"/>
+        <w:tblLayout w:type="fixed"/>
+        <w:tblLook w:firstColumn="1" w:firstRow="1" w:lastColumn="0" w:lastRow="0" w:noHBand="0" w:noVBand="1" w:val="04A0"/>
+        <w:tblBorders>
+          <w:top w:val="single" w:color="auto" w:sz="4"/>
+          <w:left w:val="single" w:color="auto" w:sz="4"/>
+          <w:bottom w:val="single" w:color="auto" w:sz="4"/>
+          <w:right w:val="single" w:color="auto" w:sz="4"/>
+          <w:insideH w:val="single" w:color="auto" w:sz="4"/>
+          <w:insideV w:val="single" w:color="auto" w:sz="4"/>
+        </w:tblBorders>
+      </w:tblPr>
+      <w:tblGrid>
+        <w:gridCol w:w="3400"/>
+        <w:gridCol w:w="5900"/>
+      </w:tblGrid>
+      <w:tr>
+        <w:tc>
+          <w:tcPr>
+            <w:tcW w:type="dxa" w:w="3400"/>
+            <w:tcMar>
+              <w:top w:type="dxa" w:w="90"/>
+              <w:left w:type="dxa" w:w="130"/>
+              <w:bottom w:type="dxa" w:w="90"/>
+              <w:right w:type="dxa" w:w="130"/>
+            </w:tcMar>
+            <w:shd w:val="clear" w:fill="EFF4FB"/>
+          </w:tcPr>
+          <w:p>
+            <w:pPr>
+              <w:spacing w:after="0"/>
+            </w:pPr>
+            <w:r>
+              <w:rPr>
+                <w:rFonts w:ascii="Malgun Gothic" w:hAnsi="Malgun Gothic" w:eastAsia="Malgun Gothic" w:cs="Malgun Gothic"/>
                 <w:b/>
                 <w:sz w:val="21"/>
-                <w:u w:val="none"/>
               </w:rPr>
               <w:t>카드에 적힌 방안</w:t>
             </w:r>
@@ -353,20 +794,24 @@
         </w:tc>
         <w:tc>
           <w:tcPr>
-            <w:tcW w:type="dxa" w:w="6300"/>
-            <w:shd w:val="clear" w:fill="EFEFEF"/>
+            <w:tcW w:type="dxa" w:w="5900"/>
+            <w:tcMar>
+              <w:top w:type="dxa" w:w="90"/>
+              <w:left w:type="dxa" w:w="130"/>
+              <w:bottom w:type="dxa" w:w="90"/>
+              <w:right w:type="dxa" w:w="130"/>
+            </w:tcMar>
+            <w:shd w:val="clear" w:fill="EFF4FB"/>
           </w:tcPr>
           <w:p>
             <w:pPr>
-              <w:spacing w:before="60" w:after="60"/>
+              <w:spacing w:after="0"/>
             </w:pPr>
-            <w:r/>
             <w:r>
               <w:rPr>
-                <w:rFonts w:ascii="맑은 고딕" w:hAnsi="맑은 고딕" w:eastAsia="맑은 고딕"/>
+                <w:rFonts w:ascii="Malgun Gothic" w:hAnsi="Malgun Gothic" w:eastAsia="Malgun Gothic" w:cs="Malgun Gothic"/>
                 <w:b/>
                 <w:sz w:val="21"/>
-                <w:u w:val="none"/>
               </w:rPr>
               <w:t>이게 깎는 것</w:t>
             </w:r>
@@ -374,33 +819,33 @@
         </w:tc>
       </w:tr>
       <w:tr>
-        <w:trPr>
-          <w:trHeight w:val="760" w:hRule="atLeast"/>
-        </w:trPr>
         <w:tc>
           <w:tcPr>
-            <w:tcW w:type="dxa" w:w="3600"/>
+            <w:tcW w:type="dxa" w:w="3400"/>
+            <w:tcMar>
+              <w:top w:type="dxa" w:w="90"/>
+              <w:left w:type="dxa" w:w="130"/>
+              <w:bottom w:type="dxa" w:w="90"/>
+              <w:right w:type="dxa" w:w="130"/>
+            </w:tcMar>
           </w:tcPr>
           <w:p>
             <w:pPr>
-              <w:spacing w:before="80" w:after="80"/>
+              <w:spacing w:after="0"/>
             </w:pPr>
-            <w:r/>
             <w:r>
               <w:rPr>
-                <w:rFonts w:ascii="맑은 고딕" w:hAnsi="맑은 고딕" w:eastAsia="맑은 고딕"/>
+                <w:rFonts w:ascii="Malgun Gothic" w:hAnsi="Malgun Gothic" w:eastAsia="Malgun Gothic" w:cs="Malgun Gothic"/>
                 <w:b/>
                 <w:sz w:val="21"/>
-                <w:u w:val="none"/>
               </w:rPr>
               <w:t xml:space="preserve">A   </w:t>
             </w:r>
             <w:r>
               <w:rPr>
-                <w:rFonts w:ascii="맑은 고딕" w:hAnsi="맑은 고딕" w:eastAsia="맑은 고딕"/>
+                <w:rFonts w:ascii="Malgun Gothic" w:hAnsi="Malgun Gothic" w:eastAsia="Malgun Gothic" w:cs="Malgun Gothic"/>
                 <w:b w:val="0"/>
                 <w:sz w:val="21"/>
-                <w:u w:val="none"/>
               </w:rPr>
               <w:t>학기 말에 전부 지운다</w:t>
             </w:r>
@@ -408,52 +853,70 @@
         </w:tc>
         <w:tc>
           <w:tcPr>
-            <w:tcW w:type="dxa" w:w="6300"/>
+            <w:tcW w:type="dxa" w:w="5900"/>
+            <w:tcMar>
+              <w:top w:type="dxa" w:w="90"/>
+              <w:left w:type="dxa" w:w="130"/>
+              <w:bottom w:type="dxa" w:w="90"/>
+              <w:right w:type="dxa" w:w="130"/>
+            </w:tcMar>
           </w:tcPr>
           <w:p>
             <w:pPr>
-              <w:spacing w:before="80" w:after="80"/>
+              <w:spacing w:after="0"/>
             </w:pPr>
-            <w:r/>
             <w:r>
               <w:rPr>
-                <w:rFonts w:ascii="맑은 고딕" w:hAnsi="맑은 고딕" w:eastAsia="맑은 고딕"/>
+                <w:rFonts w:ascii="Malgun Gothic" w:hAnsi="Malgun Gothic" w:eastAsia="Malgun Gothic" w:cs="Malgun Gothic"/>
                 <w:b w:val="0"/>
-                <w:sz w:val="22"/>
-                <w:u w:val="none"/>
+                <w:sz w:val="21"/>
               </w:rPr>
+              <w:t/>
+            </w:r>
+          </w:p>
+          <w:p>
+            <w:pPr>
+              <w:spacing w:after="0"/>
+            </w:pPr>
+            <w:r>
+              <w:rPr>
+                <w:rFonts w:ascii="Malgun Gothic" w:hAnsi="Malgun Gothic" w:eastAsia="Malgun Gothic" w:cs="Malgun Gothic"/>
+                <w:b w:val="0"/>
+                <w:sz w:val="21"/>
+              </w:rPr>
+              <w:t/>
             </w:r>
           </w:p>
         </w:tc>
       </w:tr>
       <w:tr>
-        <w:trPr>
-          <w:trHeight w:val="760" w:hRule="atLeast"/>
-        </w:trPr>
         <w:tc>
           <w:tcPr>
-            <w:tcW w:type="dxa" w:w="3600"/>
+            <w:tcW w:type="dxa" w:w="3400"/>
+            <w:tcMar>
+              <w:top w:type="dxa" w:w="90"/>
+              <w:left w:type="dxa" w:w="130"/>
+              <w:bottom w:type="dxa" w:w="90"/>
+              <w:right w:type="dxa" w:w="130"/>
+            </w:tcMar>
           </w:tcPr>
           <w:p>
             <w:pPr>
-              <w:spacing w:before="80" w:after="80"/>
+              <w:spacing w:after="0"/>
             </w:pPr>
-            <w:r/>
             <w:r>
               <w:rPr>
-                <w:rFonts w:ascii="맑은 고딕" w:hAnsi="맑은 고딕" w:eastAsia="맑은 고딕"/>
+                <w:rFonts w:ascii="Malgun Gothic" w:hAnsi="Malgun Gothic" w:eastAsia="Malgun Gothic" w:cs="Malgun Gothic"/>
                 <w:b/>
                 <w:sz w:val="21"/>
-                <w:u w:val="none"/>
               </w:rPr>
               <w:t xml:space="preserve">B   </w:t>
             </w:r>
             <w:r>
               <w:rPr>
-                <w:rFonts w:ascii="맑은 고딕" w:hAnsi="맑은 고딕" w:eastAsia="맑은 고딕"/>
+                <w:rFonts w:ascii="Malgun Gothic" w:hAnsi="Malgun Gothic" w:eastAsia="Malgun Gothic" w:cs="Malgun Gothic"/>
                 <w:b w:val="0"/>
                 <w:sz w:val="21"/>
-                <w:u w:val="none"/>
               </w:rPr>
               <w:t>각자에게 묻고, 「싫다」고 한 사람 사진만 뺀다</w:t>
             </w:r>
@@ -461,52 +924,70 @@
         </w:tc>
         <w:tc>
           <w:tcPr>
-            <w:tcW w:type="dxa" w:w="6300"/>
+            <w:tcW w:type="dxa" w:w="5900"/>
+            <w:tcMar>
+              <w:top w:type="dxa" w:w="90"/>
+              <w:left w:type="dxa" w:w="130"/>
+              <w:bottom w:type="dxa" w:w="90"/>
+              <w:right w:type="dxa" w:w="130"/>
+            </w:tcMar>
           </w:tcPr>
           <w:p>
             <w:pPr>
-              <w:spacing w:before="80" w:after="80"/>
+              <w:spacing w:after="0"/>
             </w:pPr>
-            <w:r/>
             <w:r>
               <w:rPr>
-                <w:rFonts w:ascii="맑은 고딕" w:hAnsi="맑은 고딕" w:eastAsia="맑은 고딕"/>
+                <w:rFonts w:ascii="Malgun Gothic" w:hAnsi="Malgun Gothic" w:eastAsia="Malgun Gothic" w:cs="Malgun Gothic"/>
                 <w:b w:val="0"/>
-                <w:sz w:val="22"/>
-                <w:u w:val="none"/>
+                <w:sz w:val="21"/>
               </w:rPr>
+              <w:t/>
+            </w:r>
+          </w:p>
+          <w:p>
+            <w:pPr>
+              <w:spacing w:after="0"/>
+            </w:pPr>
+            <w:r>
+              <w:rPr>
+                <w:rFonts w:ascii="Malgun Gothic" w:hAnsi="Malgun Gothic" w:eastAsia="Malgun Gothic" w:cs="Malgun Gothic"/>
+                <w:b w:val="0"/>
+                <w:sz w:val="21"/>
+              </w:rPr>
+              <w:t/>
             </w:r>
           </w:p>
         </w:tc>
       </w:tr>
       <w:tr>
-        <w:trPr>
-          <w:trHeight w:val="760" w:hRule="atLeast"/>
-        </w:trPr>
         <w:tc>
           <w:tcPr>
-            <w:tcW w:type="dxa" w:w="3600"/>
+            <w:tcW w:type="dxa" w:w="3400"/>
+            <w:tcMar>
+              <w:top w:type="dxa" w:w="90"/>
+              <w:left w:type="dxa" w:w="130"/>
+              <w:bottom w:type="dxa" w:w="90"/>
+              <w:right w:type="dxa" w:w="130"/>
+            </w:tcMar>
           </w:tcPr>
           <w:p>
             <w:pPr>
-              <w:spacing w:before="80" w:after="80"/>
+              <w:spacing w:after="0"/>
             </w:pPr>
-            <w:r/>
             <w:r>
               <w:rPr>
-                <w:rFonts w:ascii="맑은 고딕" w:hAnsi="맑은 고딕" w:eastAsia="맑은 고딕"/>
+                <w:rFonts w:ascii="Malgun Gothic" w:hAnsi="Malgun Gothic" w:eastAsia="Malgun Gothic" w:cs="Malgun Gothic"/>
                 <w:b/>
                 <w:sz w:val="21"/>
-                <w:u w:val="none"/>
               </w:rPr>
               <w:t xml:space="preserve">C   </w:t>
             </w:r>
             <w:r>
               <w:rPr>
-                <w:rFonts w:ascii="맑은 고딕" w:hAnsi="맑은 고딕" w:eastAsia="맑은 고딕"/>
+                <w:rFonts w:ascii="Malgun Gothic" w:hAnsi="Malgun Gothic" w:eastAsia="Malgun Gothic" w:cs="Malgun Gothic"/>
                 <w:b w:val="0"/>
                 <w:sz w:val="21"/>
-                <w:u w:val="none"/>
               </w:rPr>
               <w:t>얼굴을 가리거나 모션(관절)만 남긴다</w:t>
             </w:r>
@@ -514,52 +995,70 @@
         </w:tc>
         <w:tc>
           <w:tcPr>
-            <w:tcW w:type="dxa" w:w="6300"/>
+            <w:tcW w:type="dxa" w:w="5900"/>
+            <w:tcMar>
+              <w:top w:type="dxa" w:w="90"/>
+              <w:left w:type="dxa" w:w="130"/>
+              <w:bottom w:type="dxa" w:w="90"/>
+              <w:right w:type="dxa" w:w="130"/>
+            </w:tcMar>
           </w:tcPr>
           <w:p>
             <w:pPr>
-              <w:spacing w:before="80" w:after="80"/>
+              <w:spacing w:after="0"/>
             </w:pPr>
-            <w:r/>
             <w:r>
               <w:rPr>
-                <w:rFonts w:ascii="맑은 고딕" w:hAnsi="맑은 고딕" w:eastAsia="맑은 고딕"/>
+                <w:rFonts w:ascii="Malgun Gothic" w:hAnsi="Malgun Gothic" w:eastAsia="Malgun Gothic" w:cs="Malgun Gothic"/>
                 <w:b w:val="0"/>
-                <w:sz w:val="22"/>
-                <w:u w:val="none"/>
+                <w:sz w:val="21"/>
               </w:rPr>
+              <w:t/>
+            </w:r>
+          </w:p>
+          <w:p>
+            <w:pPr>
+              <w:spacing w:after="0"/>
+            </w:pPr>
+            <w:r>
+              <w:rPr>
+                <w:rFonts w:ascii="Malgun Gothic" w:hAnsi="Malgun Gothic" w:eastAsia="Malgun Gothic" w:cs="Malgun Gothic"/>
+                <w:b w:val="0"/>
+                <w:sz w:val="21"/>
+              </w:rPr>
+              <w:t/>
             </w:r>
           </w:p>
         </w:tc>
       </w:tr>
       <w:tr>
-        <w:trPr>
-          <w:trHeight w:val="760" w:hRule="atLeast"/>
-        </w:trPr>
         <w:tc>
           <w:tcPr>
-            <w:tcW w:type="dxa" w:w="3600"/>
+            <w:tcW w:type="dxa" w:w="3400"/>
+            <w:tcMar>
+              <w:top w:type="dxa" w:w="90"/>
+              <w:left w:type="dxa" w:w="130"/>
+              <w:bottom w:type="dxa" w:w="90"/>
+              <w:right w:type="dxa" w:w="130"/>
+            </w:tcMar>
           </w:tcPr>
           <w:p>
             <w:pPr>
-              <w:spacing w:before="80" w:after="80"/>
+              <w:spacing w:after="0"/>
             </w:pPr>
-            <w:r/>
             <w:r>
               <w:rPr>
-                <w:rFonts w:ascii="맑은 고딕" w:hAnsi="맑은 고딕" w:eastAsia="맑은 고딕"/>
+                <w:rFonts w:ascii="Malgun Gothic" w:hAnsi="Malgun Gothic" w:eastAsia="Malgun Gothic" w:cs="Malgun Gothic"/>
                 <w:b/>
                 <w:sz w:val="21"/>
-                <w:u w:val="none"/>
               </w:rPr>
               <w:t xml:space="preserve">D   </w:t>
             </w:r>
             <w:r>
               <w:rPr>
-                <w:rFonts w:ascii="맑은 고딕" w:hAnsi="맑은 고딕" w:eastAsia="맑은 고딕"/>
+                <w:rFonts w:ascii="Malgun Gothic" w:hAnsi="Malgun Gothic" w:eastAsia="Malgun Gothic" w:cs="Malgun Gothic"/>
                 <w:b w:val="0"/>
                 <w:sz w:val="21"/>
-                <w:u w:val="none"/>
               </w:rPr>
               <w:t>조건을 붙여 넘긴다</w:t>
             </w:r>
@@ -567,52 +1066,70 @@
         </w:tc>
         <w:tc>
           <w:tcPr>
-            <w:tcW w:type="dxa" w:w="6300"/>
+            <w:tcW w:type="dxa" w:w="5900"/>
+            <w:tcMar>
+              <w:top w:type="dxa" w:w="90"/>
+              <w:left w:type="dxa" w:w="130"/>
+              <w:bottom w:type="dxa" w:w="90"/>
+              <w:right w:type="dxa" w:w="130"/>
+            </w:tcMar>
           </w:tcPr>
           <w:p>
             <w:pPr>
-              <w:spacing w:before="80" w:after="80"/>
+              <w:spacing w:after="0"/>
             </w:pPr>
-            <w:r/>
             <w:r>
               <w:rPr>
-                <w:rFonts w:ascii="맑은 고딕" w:hAnsi="맑은 고딕" w:eastAsia="맑은 고딕"/>
+                <w:rFonts w:ascii="Malgun Gothic" w:hAnsi="Malgun Gothic" w:eastAsia="Malgun Gothic" w:cs="Malgun Gothic"/>
                 <w:b w:val="0"/>
-                <w:sz w:val="22"/>
-                <w:u w:val="none"/>
+                <w:sz w:val="21"/>
               </w:rPr>
+              <w:t/>
+            </w:r>
+          </w:p>
+          <w:p>
+            <w:pPr>
+              <w:spacing w:after="0"/>
+            </w:pPr>
+            <w:r>
+              <w:rPr>
+                <w:rFonts w:ascii="Malgun Gothic" w:hAnsi="Malgun Gothic" w:eastAsia="Malgun Gothic" w:cs="Malgun Gothic"/>
+                <w:b w:val="0"/>
+                <w:sz w:val="21"/>
+              </w:rPr>
+              <w:t/>
             </w:r>
           </w:p>
         </w:tc>
       </w:tr>
       <w:tr>
-        <w:trPr>
-          <w:trHeight w:val="760" w:hRule="atLeast"/>
-        </w:trPr>
         <w:tc>
           <w:tcPr>
-            <w:tcW w:type="dxa" w:w="3600"/>
+            <w:tcW w:type="dxa" w:w="3400"/>
+            <w:tcMar>
+              <w:top w:type="dxa" w:w="90"/>
+              <w:left w:type="dxa" w:w="130"/>
+              <w:bottom w:type="dxa" w:w="90"/>
+              <w:right w:type="dxa" w:w="130"/>
+            </w:tcMar>
           </w:tcPr>
           <w:p>
             <w:pPr>
-              <w:spacing w:before="80" w:after="80"/>
+              <w:spacing w:after="0"/>
             </w:pPr>
-            <w:r/>
             <w:r>
               <w:rPr>
-                <w:rFonts w:ascii="맑은 고딕" w:hAnsi="맑은 고딕" w:eastAsia="맑은 고딕"/>
+                <w:rFonts w:ascii="Malgun Gothic" w:hAnsi="Malgun Gothic" w:eastAsia="Malgun Gothic" w:cs="Malgun Gothic"/>
                 <w:b/>
                 <w:sz w:val="21"/>
-                <w:u w:val="none"/>
               </w:rPr>
               <w:t xml:space="preserve">E   </w:t>
             </w:r>
             <w:r>
               <w:rPr>
-                <w:rFonts w:ascii="맑은 고딕" w:hAnsi="맑은 고딕" w:eastAsia="맑은 고딕"/>
+                <w:rFonts w:ascii="Malgun Gothic" w:hAnsi="Malgun Gothic" w:eastAsia="Malgun Gothic" w:cs="Malgun Gothic"/>
                 <w:b w:val="0"/>
                 <w:sz w:val="21"/>
-                <w:u w:val="none"/>
               </w:rPr>
               <w:t>선생님이 자기 몸으로 만든 것을 쓴다</w:t>
             </w:r>
@@ -620,20 +1137,116 @@
         </w:tc>
         <w:tc>
           <w:tcPr>
-            <w:tcW w:type="dxa" w:w="6300"/>
+            <w:tcW w:type="dxa" w:w="5900"/>
+            <w:tcMar>
+              <w:top w:type="dxa" w:w="90"/>
+              <w:left w:type="dxa" w:w="130"/>
+              <w:bottom w:type="dxa" w:w="90"/>
+              <w:right w:type="dxa" w:w="130"/>
+            </w:tcMar>
           </w:tcPr>
           <w:p>
             <w:pPr>
-              <w:spacing w:before="80" w:after="80"/>
+              <w:spacing w:after="0"/>
             </w:pPr>
-            <w:r/>
             <w:r>
               <w:rPr>
-                <w:rFonts w:ascii="맑은 고딕" w:hAnsi="맑은 고딕" w:eastAsia="맑은 고딕"/>
+                <w:rFonts w:ascii="Malgun Gothic" w:hAnsi="Malgun Gothic" w:eastAsia="Malgun Gothic" w:cs="Malgun Gothic"/>
                 <w:b w:val="0"/>
-                <w:sz w:val="22"/>
-                <w:u w:val="none"/>
+                <w:sz w:val="21"/>
               </w:rPr>
+              <w:t/>
+            </w:r>
+          </w:p>
+          <w:p>
+            <w:pPr>
+              <w:spacing w:after="0"/>
+            </w:pPr>
+            <w:r>
+              <w:rPr>
+                <w:rFonts w:ascii="Malgun Gothic" w:hAnsi="Malgun Gothic" w:eastAsia="Malgun Gothic" w:cs="Malgun Gothic"/>
+                <w:b w:val="0"/>
+                <w:sz w:val="21"/>
+              </w:rPr>
+              <w:t/>
+            </w:r>
+          </w:p>
+        </w:tc>
+      </w:tr>
+    </w:tbl>
+    <w:p>
+      <w:pPr>
+        <w:spacing w:after="0"/>
+      </w:pPr>
+    </w:p>
+    <w:tbl>
+      <w:tblPr>
+        <w:tblW w:type="dxa" w:w="9300"/>
+        <w:tblLayout w:type="fixed"/>
+        <w:tblLook w:firstColumn="1" w:firstRow="1" w:lastColumn="0" w:lastRow="0" w:noHBand="0" w:noVBand="1" w:val="04A0"/>
+        <w:tblBorders>
+          <w:top w:val="single" w:color="C7D6EF" w:sz="4"/>
+          <w:left w:val="single" w:color="C7D6EF" w:sz="4"/>
+          <w:bottom w:val="single" w:color="C7D6EF" w:sz="4"/>
+          <w:right w:val="single" w:color="C7D6EF" w:sz="4"/>
+          <w:insideH w:val="single" w:color="C7D6EF" w:sz="4"/>
+          <w:insideV w:val="single" w:color="C7D6EF" w:sz="4"/>
+        </w:tblBorders>
+      </w:tblPr>
+      <w:tblGrid>
+        <w:gridCol w:w="3600"/>
+        <w:gridCol w:w="5700"/>
+      </w:tblGrid>
+      <w:tr>
+        <w:tc>
+          <w:tcPr>
+            <w:tcW w:type="dxa" w:w="3600"/>
+            <w:tcMar>
+              <w:top w:type="dxa" w:w="90"/>
+              <w:left w:type="dxa" w:w="130"/>
+              <w:bottom w:type="dxa" w:w="90"/>
+              <w:right w:type="dxa" w:w="130"/>
+            </w:tcMar>
+            <w:shd w:val="clear" w:fill="EFF4FB"/>
+          </w:tcPr>
+          <w:p>
+            <w:pPr>
+              <w:spacing w:after="0"/>
+            </w:pPr>
+            <w:r>
+              <w:rPr>
+                <w:rFonts w:ascii="Malgun Gothic" w:hAnsi="Malgun Gothic" w:eastAsia="Malgun Gothic" w:cs="Malgun Gothic"/>
+                <w:b/>
+                <w:color w:val="1D4ED8"/>
+                <w:sz w:val="24"/>
+              </w:rPr>
+              <w:t>질문 1</w:t>
+            </w:r>
+          </w:p>
+        </w:tc>
+        <w:tc>
+          <w:tcPr>
+            <w:tcW w:type="dxa" w:w="5700"/>
+            <w:tcMar>
+              <w:top w:type="dxa" w:w="90"/>
+              <w:left w:type="dxa" w:w="130"/>
+              <w:bottom w:type="dxa" w:w="90"/>
+              <w:right w:type="dxa" w:w="130"/>
+            </w:tcMar>
+            <w:shd w:val="clear" w:fill="EFF4FB"/>
+          </w:tcPr>
+          <w:p>
+            <w:pPr>
+              <w:spacing w:after="0"/>
+            </w:pPr>
+            <w:r>
+              <w:rPr>
+                <w:rFonts w:ascii="Malgun Gothic" w:hAnsi="Malgun Gothic" w:eastAsia="Malgun Gothic" w:cs="Malgun Gothic"/>
+                <w:b w:val="0"/>
+                <w:color w:val="64748B"/>
+                <w:sz w:val="19"/>
+              </w:rPr>
+              <w:t>집에서 쓰세요 — 첫 시간이 끝난 뒤</w:t>
             </w:r>
           </w:p>
         </w:tc>
@@ -641,40 +1254,203 @@
     </w:tbl>
     <w:tbl>
       <w:tblPr>
-        <w:tblW w:type="auto" w:w="0"/>
+        <w:tblW w:type="dxa" w:w="9300"/>
         <w:tblLayout w:type="fixed"/>
         <w:tblLook w:firstColumn="1" w:firstRow="1" w:lastColumn="0" w:lastRow="0" w:noHBand="0" w:noVBand="1" w:val="04A0"/>
         <w:tblBorders>
-          <w:top w:val="none"/>
-          <w:left w:val="none"/>
-          <w:bottom w:val="none"/>
-          <w:right w:val="none"/>
-          <w:insideH w:val="none"/>
-          <w:insideV w:val="none"/>
+          <w:top w:val="single" w:color="auto" w:sz="4"/>
+          <w:left w:val="single" w:color="auto" w:sz="4"/>
+          <w:bottom w:val="single" w:color="auto" w:sz="4"/>
+          <w:right w:val="single" w:color="auto" w:sz="4"/>
+          <w:insideH w:val="single" w:color="auto" w:sz="4"/>
+          <w:insideV w:val="single" w:color="auto" w:sz="4"/>
         </w:tblBorders>
       </w:tblPr>
       <w:tblGrid>
-        <w:gridCol w:w="9900"/>
+        <w:gridCol w:w="4200"/>
+        <w:gridCol w:w="5100"/>
       </w:tblGrid>
       <w:tr>
         <w:tc>
           <w:tcPr>
-            <w:tcW w:type="dxa" w:w="9900"/>
-            <w:shd w:val="clear" w:fill="E8EEF7"/>
+            <w:tcW w:type="dxa" w:w="4200"/>
+            <w:tcMar>
+              <w:top w:type="dxa" w:w="90"/>
+              <w:left w:type="dxa" w:w="130"/>
+              <w:bottom w:type="dxa" w:w="90"/>
+              <w:right w:type="dxa" w:w="130"/>
+            </w:tcMar>
+            <w:shd w:val="clear" w:fill="EFF4FB"/>
           </w:tcPr>
           <w:p>
             <w:pPr>
-              <w:spacing w:before="60" w:after="60"/>
+              <w:spacing w:after="0"/>
             </w:pPr>
-            <w:r/>
             <w:r>
               <w:rPr>
-                <w:rFonts w:ascii="맑은 고딕" w:hAnsi="맑은 고딕" w:eastAsia="맑은 고딕"/>
+                <w:rFonts w:ascii="Malgun Gothic" w:hAnsi="Malgun Gothic" w:eastAsia="Malgun Gothic" w:cs="Malgun Gothic"/>
                 <w:b/>
-                <w:sz w:val="23"/>
-                <w:u w:val="none"/>
+                <w:sz w:val="21"/>
               </w:rPr>
-              <w:t>질문 1  (집에서 씁니다)</w:t>
+              <w:t>질문</w:t>
+            </w:r>
+          </w:p>
+        </w:tc>
+        <w:tc>
+          <w:tcPr>
+            <w:tcW w:type="dxa" w:w="5100"/>
+            <w:tcMar>
+              <w:top w:type="dxa" w:w="90"/>
+              <w:left w:type="dxa" w:w="130"/>
+              <w:bottom w:type="dxa" w:w="90"/>
+              <w:right w:type="dxa" w:w="130"/>
+            </w:tcMar>
+            <w:shd w:val="clear" w:fill="EFF4FB"/>
+          </w:tcPr>
+          <w:p>
+            <w:pPr>
+              <w:spacing w:after="0"/>
+            </w:pPr>
+            <w:r>
+              <w:rPr>
+                <w:rFonts w:ascii="Malgun Gothic" w:hAnsi="Malgun Gothic" w:eastAsia="Malgun Gothic" w:cs="Malgun Gothic"/>
+                <w:b/>
+                <w:sz w:val="21"/>
+              </w:rPr>
+              <w:t>내가 쓴 답</w:t>
+            </w:r>
+          </w:p>
+        </w:tc>
+      </w:tr>
+      <w:tr>
+        <w:tc>
+          <w:tcPr>
+            <w:tcW w:type="dxa" w:w="4200"/>
+            <w:tcMar>
+              <w:top w:type="dxa" w:w="90"/>
+              <w:left w:type="dxa" w:w="130"/>
+              <w:bottom w:type="dxa" w:w="90"/>
+              <w:right w:type="dxa" w:w="130"/>
+            </w:tcMar>
+          </w:tcPr>
+          <w:p>
+            <w:pPr>
+              <w:spacing w:after="0"/>
+            </w:pPr>
+            <w:r>
+              <w:rPr>
+                <w:rFonts w:ascii="Malgun Gothic" w:hAnsi="Malgun Gothic" w:eastAsia="Malgun Gothic" w:cs="Malgun Gothic"/>
+                <w:b w:val="0"/>
+                <w:sz w:val="21"/>
+              </w:rPr>
+              <w:t xml:space="preserve">우리가 만든 모델은 </w:t>
+            </w:r>
+            <w:r>
+              <w:rPr>
+                <w:rFonts w:ascii="Malgun Gothic" w:hAnsi="Malgun Gothic" w:eastAsia="Malgun Gothic" w:cs="Malgun Gothic"/>
+                <w:b/>
+                <w:sz w:val="21"/>
+              </w:rPr>
+              <w:t>누구의 사진</w:t>
+            </w:r>
+            <w:r>
+              <w:rPr>
+                <w:rFonts w:ascii="Malgun Gothic" w:hAnsi="Malgun Gothic" w:eastAsia="Malgun Gothic" w:cs="Malgun Gothic"/>
+                <w:b w:val="0"/>
+                <w:sz w:val="21"/>
+              </w:rPr>
+              <w:t xml:space="preserve">으로 배웠나요? 그 사진을 </w:t>
+            </w:r>
+            <w:r>
+              <w:rPr>
+                <w:rFonts w:ascii="Malgun Gothic" w:hAnsi="Malgun Gothic" w:eastAsia="Malgun Gothic" w:cs="Malgun Gothic"/>
+                <w:b/>
+                <w:sz w:val="21"/>
+              </w:rPr>
+              <w:t>다음 학년에게 남기는 것</w:t>
+            </w:r>
+            <w:r>
+              <w:rPr>
+                <w:rFonts w:ascii="Malgun Gothic" w:hAnsi="Malgun Gothic" w:eastAsia="Malgun Gothic" w:cs="Malgun Gothic"/>
+                <w:b w:val="0"/>
+                <w:sz w:val="21"/>
+              </w:rPr>
+              <w:t xml:space="preserve">에 대해 나는 어떻게 정했고, 그 대신 </w:t>
+            </w:r>
+            <w:r>
+              <w:rPr>
+                <w:rFonts w:ascii="Malgun Gothic" w:hAnsi="Malgun Gothic" w:eastAsia="Malgun Gothic" w:cs="Malgun Gothic"/>
+                <w:b/>
+                <w:sz w:val="21"/>
+              </w:rPr>
+              <w:t>무엇을 내주기로</w:t>
+            </w:r>
+            <w:r>
+              <w:rPr>
+                <w:rFonts w:ascii="Malgun Gothic" w:hAnsi="Malgun Gothic" w:eastAsia="Malgun Gothic" w:cs="Malgun Gothic"/>
+                <w:b w:val="0"/>
+                <w:sz w:val="21"/>
+              </w:rPr>
+              <w:t xml:space="preserve"> 했나요?</w:t>
+            </w:r>
+            <w:r>
+              <w:rPr>
+                <w:rFonts w:ascii="Malgun Gothic" w:hAnsi="Malgun Gothic" w:eastAsia="Malgun Gothic" w:cs="Malgun Gothic"/>
+                <w:b/>
+                <w:sz w:val="21"/>
+              </w:rPr>
+              <w:br/>
+              <w:t>모둠 의견과 내 의견이 달랐다면 어떻게 달랐는지도 쓰세요.</w:t>
+            </w:r>
+          </w:p>
+        </w:tc>
+        <w:tc>
+          <w:tcPr>
+            <w:tcW w:type="dxa" w:w="5100"/>
+            <w:tcMar>
+              <w:top w:type="dxa" w:w="90"/>
+              <w:left w:type="dxa" w:w="130"/>
+              <w:bottom w:type="dxa" w:w="90"/>
+              <w:right w:type="dxa" w:w="130"/>
+            </w:tcMar>
+          </w:tcPr>
+          <w:p>
+            <w:pPr>
+              <w:spacing w:after="0"/>
+            </w:pPr>
+            <w:r>
+              <w:rPr>
+                <w:rFonts w:ascii="Malgun Gothic" w:hAnsi="Malgun Gothic" w:eastAsia="Malgun Gothic" w:cs="Malgun Gothic"/>
+                <w:b w:val="0"/>
+                <w:sz w:val="21"/>
+              </w:rPr>
+              <w:t/>
+            </w:r>
+          </w:p>
+          <w:p>
+            <w:pPr>
+              <w:spacing w:after="0"/>
+            </w:pPr>
+            <w:r>
+              <w:rPr>
+                <w:rFonts w:ascii="Malgun Gothic" w:hAnsi="Malgun Gothic" w:eastAsia="Malgun Gothic" w:cs="Malgun Gothic"/>
+                <w:b w:val="0"/>
+                <w:sz w:val="21"/>
+              </w:rPr>
+              <w:t/>
+            </w:r>
+          </w:p>
+          <w:p>
+            <w:pPr>
+              <w:spacing w:after="0"/>
+            </w:pPr>
+            <w:r>
+              <w:rPr>
+                <w:rFonts w:ascii="Malgun Gothic" w:hAnsi="Malgun Gothic" w:eastAsia="Malgun Gothic" w:cs="Malgun Gothic"/>
+                <w:b w:val="0"/>
+                <w:sz w:val="21"/>
+              </w:rPr>
+              <w:t/>
             </w:r>
           </w:p>
         </w:tc>
@@ -682,144 +1458,239 @@
     </w:tbl>
     <w:p>
       <w:pPr>
-        <w:spacing w:before="80" w:after="0"/>
-      </w:pPr>
-      <w:r>
-        <w:rPr>
-          <w:rFonts w:ascii="맑은 고딕" w:hAnsi="맑은 고딕" w:eastAsia="맑은 고딕"/>
-          <w:b w:val="0"/>
-          <w:sz w:val="21"/>
-          <w:u w:val="none"/>
-        </w:rPr>
-        <w:t>우리가 만든 모델은 누구의 사진으로 배웠나요? 그 사진을 다음 학년에게 남기는 것에 대해 나는 어떻게 정했고, 그 대신 무엇을 내주기로 했나요? 모둠 의견과 내 의견이 달랐다면 어떻게 달랐는지도 쓰세요.</w:t>
-      </w:r>
-    </w:p>
-    <w:p>
-      <w:pPr>
-        <w:pBdr>
-          <w:bottom w:val="single" w:sz="4" w:color="AAAAAA"/>
-        </w:pBdr>
-        <w:spacing w:before="100" w:after="100"/>
-      </w:pPr>
-      <w:r>
-        <w:rPr>
-          <w:rFonts w:ascii="맑은 고딕" w:hAnsi="맑은 고딕" w:eastAsia="맑은 고딕"/>
-          <w:b w:val="0"/>
-          <w:sz w:val="22"/>
-          <w:u w:val="none"/>
-        </w:rPr>
-      </w:r>
-    </w:p>
-    <w:p>
-      <w:pPr>
-        <w:pBdr>
-          <w:bottom w:val="single" w:sz="4" w:color="AAAAAA"/>
-        </w:pBdr>
-        <w:spacing w:before="100" w:after="100"/>
-      </w:pPr>
-      <w:r>
-        <w:rPr>
-          <w:rFonts w:ascii="맑은 고딕" w:hAnsi="맑은 고딕" w:eastAsia="맑은 고딕"/>
-          <w:b w:val="0"/>
-          <w:sz w:val="22"/>
-          <w:u w:val="none"/>
-        </w:rPr>
-      </w:r>
-    </w:p>
-    <w:p>
-      <w:pPr>
-        <w:pBdr>
-          <w:bottom w:val="single" w:sz="4" w:color="AAAAAA"/>
-        </w:pBdr>
-        <w:spacing w:before="100" w:after="100"/>
-      </w:pPr>
-      <w:r>
-        <w:rPr>
-          <w:rFonts w:ascii="맑은 고딕" w:hAnsi="맑은 고딕" w:eastAsia="맑은 고딕"/>
-          <w:b w:val="0"/>
-          <w:sz w:val="22"/>
-          <w:u w:val="none"/>
-        </w:rPr>
-      </w:r>
-    </w:p>
-    <w:p>
-      <w:pPr>
         <w:spacing w:after="0"/>
       </w:pPr>
       <w:r>
-        <w:rPr>
-          <w:rFonts w:ascii="맑은 고딕" w:hAnsi="맑은 고딕" w:eastAsia="맑은 고딕"/>
-          <w:b w:val="0"/>
-          <w:sz w:val="22"/>
-          <w:u w:val="none"/>
-        </w:rPr>
         <w:br w:type="page"/>
       </w:r>
     </w:p>
     <w:p>
       <w:pPr>
-        <w:spacing w:before="0" w:after="40"/>
+        <w:spacing w:after="100"/>
       </w:pPr>
       <w:r>
         <w:rPr>
-          <w:rFonts w:ascii="맑은 고딕" w:hAnsi="맑은 고딕" w:eastAsia="맑은 고딕"/>
+          <w:rFonts w:ascii="Malgun Gothic" w:hAnsi="Malgun Gothic" w:eastAsia="Malgun Gothic" w:cs="Malgun Gothic"/>
           <w:b/>
-          <w:sz w:val="26"/>
-          <w:u w:val="none"/>
+          <w:sz w:val="28"/>
         </w:rPr>
         <w:t>무엇을 내줄까? — 기록지 뒷면</w:t>
       </w:r>
     </w:p>
     <w:p>
       <w:pPr>
-        <w:spacing w:before="0" w:after="80"/>
+        <w:spacing w:after="90"/>
       </w:pPr>
       <w:r>
         <w:rPr>
-          <w:rFonts w:ascii="맑은 고딕" w:hAnsi="맑은 고딕" w:eastAsia="맑은 고딕"/>
+          <w:rFonts w:ascii="Malgun Gothic" w:hAnsi="Malgun Gothic" w:eastAsia="Malgun Gothic" w:cs="Malgun Gothic"/>
           <w:b w:val="0"/>
+          <w:color w:val="64748B"/>
           <w:sz w:val="20"/>
-          <w:u w:val="none"/>
         </w:rPr>
-        <w:t>아래 조건표는 두 시간이 함께 채웁니다.  1·2·4칸은 첫 시간, 3칸은 다음 시간에 씁니다.</w:t>
+        <w:t>아래 조건표는 두 시간이 함께 채웁니다. 1·2·4칸은 첫 시간에, 3칸은 다음 시간에 씁니다.</w:t>
       </w:r>
     </w:p>
     <w:tbl>
       <w:tblPr>
-        <w:tblW w:type="auto" w:w="0"/>
+        <w:tblW w:type="dxa" w:w="9300"/>
         <w:tblLayout w:type="fixed"/>
         <w:tblLook w:firstColumn="1" w:firstRow="1" w:lastColumn="0" w:lastRow="0" w:noHBand="0" w:noVBand="1" w:val="04A0"/>
         <w:tblBorders>
-          <w:top w:val="none"/>
-          <w:left w:val="none"/>
-          <w:bottom w:val="none"/>
-          <w:right w:val="none"/>
-          <w:insideH w:val="none"/>
-          <w:insideV w:val="none"/>
+          <w:top w:val="single" w:color="D8DEE8" w:sz="4"/>
+          <w:left w:val="single" w:color="D8DEE8" w:sz="4"/>
+          <w:bottom w:val="single" w:color="D8DEE8" w:sz="4"/>
+          <w:right w:val="single" w:color="D8DEE8" w:sz="4"/>
+          <w:insideH w:val="single" w:color="D8DEE8" w:sz="4"/>
+          <w:insideV w:val="single" w:color="D8DEE8" w:sz="4"/>
         </w:tblBorders>
       </w:tblPr>
       <w:tblGrid>
-        <w:gridCol w:w="9900"/>
+        <w:gridCol w:w="2325"/>
+        <w:gridCol w:w="2325"/>
+        <w:gridCol w:w="2325"/>
+        <w:gridCol w:w="2325"/>
       </w:tblGrid>
       <w:tr>
         <w:tc>
           <w:tcPr>
-            <w:tcW w:type="dxa" w:w="9900"/>
-            <w:shd w:val="clear" w:fill="E8EEF7"/>
+            <w:tcW w:type="dxa" w:w="2325"/>
+            <w:tcMar>
+              <w:top w:type="dxa" w:w="90"/>
+              <w:left w:type="dxa" w:w="130"/>
+              <w:bottom w:type="dxa" w:w="90"/>
+              <w:right w:type="dxa" w:w="130"/>
+            </w:tcMar>
+            <w:shd w:val="clear" w:fill="F1F5F9"/>
           </w:tcPr>
           <w:p>
             <w:pPr>
-              <w:spacing w:before="60" w:after="60"/>
+              <w:spacing w:after="0"/>
+              <w:jc w:val="center"/>
             </w:pPr>
-            <w:r/>
             <w:r>
               <w:rPr>
-                <w:rFonts w:ascii="맑은 고딕" w:hAnsi="맑은 고딕" w:eastAsia="맑은 고딕"/>
+                <w:rFonts w:ascii="Malgun Gothic" w:hAnsi="Malgun Gothic" w:eastAsia="Malgun Gothic" w:cs="Malgun Gothic"/>
                 <w:b/>
-                <w:sz w:val="23"/>
-                <w:u w:val="none"/>
+                <w:sz w:val="20"/>
               </w:rPr>
-              <w:t>조건표 — 우리 모둠이 정한 것</w:t>
+              <w:t>⑤ 조건표 채우기</w:t>
+            </w:r>
+          </w:p>
+        </w:tc>
+        <w:tc>
+          <w:tcPr>
+            <w:tcW w:type="dxa" w:w="2325"/>
+            <w:tcMar>
+              <w:top w:type="dxa" w:w="90"/>
+              <w:left w:type="dxa" w:w="130"/>
+              <w:bottom w:type="dxa" w:w="90"/>
+              <w:right w:type="dxa" w:w="130"/>
+            </w:tcMar>
+            <w:shd w:val="clear" w:fill="F1F5F9"/>
+          </w:tcPr>
+          <w:p>
+            <w:pPr>
+              <w:spacing w:after="0"/>
+              <w:jc w:val="center"/>
+            </w:pPr>
+            <w:r>
+              <w:rPr>
+                <w:rFonts w:ascii="Malgun Gothic" w:hAnsi="Malgun Gothic" w:eastAsia="Malgun Gothic" w:cs="Malgun Gothic"/>
+                <w:b/>
+                <w:sz w:val="20"/>
+              </w:rPr>
+              <w:t>⑥ 다른 모둠 읽기</w:t>
+            </w:r>
+          </w:p>
+        </w:tc>
+        <w:tc>
+          <w:tcPr>
+            <w:tcW w:type="dxa" w:w="2325"/>
+            <w:tcMar>
+              <w:top w:type="dxa" w:w="90"/>
+              <w:left w:type="dxa" w:w="130"/>
+              <w:bottom w:type="dxa" w:w="90"/>
+              <w:right w:type="dxa" w:w="130"/>
+            </w:tcMar>
+            <w:shd w:val="clear" w:fill="F1F5F9"/>
+          </w:tcPr>
+          <w:p>
+            <w:pPr>
+              <w:spacing w:after="0"/>
+              <w:jc w:val="center"/>
+            </w:pPr>
+            <w:r>
+              <w:rPr>
+                <w:rFonts w:ascii="Malgun Gothic" w:hAnsi="Malgun Gothic" w:eastAsia="Malgun Gothic" w:cs="Malgun Gothic"/>
+                <w:b/>
+                <w:sz w:val="20"/>
+              </w:rPr>
+              <w:t>⑦ 한 문장으로</w:t>
+            </w:r>
+          </w:p>
+        </w:tc>
+        <w:tc>
+          <w:tcPr>
+            <w:tcW w:type="dxa" w:w="2325"/>
+            <w:tcMar>
+              <w:top w:type="dxa" w:w="90"/>
+              <w:left w:type="dxa" w:w="130"/>
+              <w:bottom w:type="dxa" w:w="90"/>
+              <w:right w:type="dxa" w:w="130"/>
+            </w:tcMar>
+            <w:shd w:val="clear" w:fill="F1F5F9"/>
+          </w:tcPr>
+          <w:p>
+            <w:pPr>
+              <w:spacing w:after="0"/>
+              <w:jc w:val="center"/>
+            </w:pPr>
+            <w:r>
+              <w:rPr>
+                <w:rFonts w:ascii="Malgun Gothic" w:hAnsi="Malgun Gothic" w:eastAsia="Malgun Gothic" w:cs="Malgun Gothic"/>
+                <w:b/>
+                <w:sz w:val="20"/>
+              </w:rPr>
+              <w:t>⑧ 다음 시간 끝에 제출</w:t>
+            </w:r>
+          </w:p>
+        </w:tc>
+      </w:tr>
+    </w:tbl>
+    <w:p>
+      <w:pPr>
+        <w:spacing w:after="0"/>
+      </w:pPr>
+    </w:p>
+    <w:tbl>
+      <w:tblPr>
+        <w:tblW w:type="dxa" w:w="9300"/>
+        <w:tblLayout w:type="fixed"/>
+        <w:tblLook w:firstColumn="1" w:firstRow="1" w:lastColumn="0" w:lastRow="0" w:noHBand="0" w:noVBand="1" w:val="04A0"/>
+        <w:tblBorders>
+          <w:top w:val="single" w:color="C7D6EF" w:sz="4"/>
+          <w:left w:val="single" w:color="C7D6EF" w:sz="4"/>
+          <w:bottom w:val="single" w:color="C7D6EF" w:sz="4"/>
+          <w:right w:val="single" w:color="C7D6EF" w:sz="4"/>
+          <w:insideH w:val="single" w:color="C7D6EF" w:sz="4"/>
+          <w:insideV w:val="single" w:color="C7D6EF" w:sz="4"/>
+        </w:tblBorders>
+      </w:tblPr>
+      <w:tblGrid>
+        <w:gridCol w:w="3600"/>
+        <w:gridCol w:w="5700"/>
+      </w:tblGrid>
+      <w:tr>
+        <w:tc>
+          <w:tcPr>
+            <w:tcW w:type="dxa" w:w="3600"/>
+            <w:tcMar>
+              <w:top w:type="dxa" w:w="90"/>
+              <w:left w:type="dxa" w:w="130"/>
+              <w:bottom w:type="dxa" w:w="90"/>
+              <w:right w:type="dxa" w:w="130"/>
+            </w:tcMar>
+            <w:shd w:val="clear" w:fill="EFF4FB"/>
+          </w:tcPr>
+          <w:p>
+            <w:pPr>
+              <w:spacing w:after="0"/>
+            </w:pPr>
+            <w:r>
+              <w:rPr>
+                <w:rFonts w:ascii="Malgun Gothic" w:hAnsi="Malgun Gothic" w:eastAsia="Malgun Gothic" w:cs="Malgun Gothic"/>
+                <w:b/>
+                <w:color w:val="1D4ED8"/>
+                <w:sz w:val="24"/>
+              </w:rPr>
+              <w:t>조건표</w:t>
+            </w:r>
+          </w:p>
+        </w:tc>
+        <w:tc>
+          <w:tcPr>
+            <w:tcW w:type="dxa" w:w="5700"/>
+            <w:tcMar>
+              <w:top w:type="dxa" w:w="90"/>
+              <w:left w:type="dxa" w:w="130"/>
+              <w:bottom w:type="dxa" w:w="90"/>
+              <w:right w:type="dxa" w:w="130"/>
+            </w:tcMar>
+            <w:shd w:val="clear" w:fill="EFF4FB"/>
+          </w:tcPr>
+          <w:p>
+            <w:pPr>
+              <w:spacing w:after="0"/>
+            </w:pPr>
+            <w:r>
+              <w:rPr>
+                <w:rFonts w:ascii="Malgun Gothic" w:hAnsi="Malgun Gothic" w:eastAsia="Malgun Gothic" w:cs="Malgun Gothic"/>
+                <w:b w:val="0"/>
+                <w:color w:val="64748B"/>
+                <w:sz w:val="19"/>
+              </w:rPr>
+              <w:t>우리 모둠이 정한 것 — 이 표가 오늘의 결과물입니다</w:t>
             </w:r>
           </w:p>
         </w:tc>
@@ -827,323 +1698,558 @@
     </w:tbl>
     <w:tbl>
       <w:tblPr>
-        <w:tblW w:type="auto" w:w="0"/>
+        <w:tblW w:type="dxa" w:w="9300"/>
         <w:tblLayout w:type="fixed"/>
         <w:tblLook w:firstColumn="1" w:firstRow="1" w:lastColumn="0" w:lastRow="0" w:noHBand="0" w:noVBand="1" w:val="04A0"/>
         <w:tblBorders>
-          <w:top w:val="single" w:sz="4" w:color="auto"/>
-          <w:left w:val="single" w:sz="4" w:color="auto"/>
-          <w:bottom w:val="single" w:sz="4" w:color="auto"/>
-          <w:right w:val="single" w:sz="4" w:color="auto"/>
-          <w:insideH w:val="single" w:sz="4" w:color="auto"/>
-          <w:insideV w:val="single" w:sz="4" w:color="auto"/>
+          <w:top w:val="single" w:color="auto" w:sz="4"/>
+          <w:left w:val="single" w:color="auto" w:sz="4"/>
+          <w:bottom w:val="single" w:color="auto" w:sz="4"/>
+          <w:right w:val="single" w:color="auto" w:sz="4"/>
+          <w:insideH w:val="single" w:color="auto" w:sz="4"/>
+          <w:insideV w:val="single" w:color="auto" w:sz="4"/>
         </w:tblBorders>
       </w:tblPr>
       <w:tblGrid>
         <w:gridCol w:w="2500"/>
-        <w:gridCol w:w="7400"/>
+        <w:gridCol w:w="6800"/>
       </w:tblGrid>
       <w:tr>
-        <w:trPr>
-          <w:trHeight w:val="900" w:hRule="atLeast"/>
-        </w:trPr>
         <w:tc>
           <w:tcPr>
             <w:tcW w:type="dxa" w:w="2500"/>
-            <w:shd w:val="clear" w:fill="F2F5FA"/>
+            <w:tcMar>
+              <w:top w:type="dxa" w:w="90"/>
+              <w:left w:type="dxa" w:w="130"/>
+              <w:bottom w:type="dxa" w:w="90"/>
+              <w:right w:type="dxa" w:w="130"/>
+            </w:tcMar>
+            <w:shd w:val="clear" w:fill="EFF4FB"/>
           </w:tcPr>
           <w:p>
             <w:pPr>
-              <w:spacing w:before="80" w:after="80"/>
+              <w:spacing w:after="0"/>
             </w:pPr>
-            <w:r/>
             <w:r>
               <w:rPr>
-                <w:rFonts w:ascii="맑은 고딕" w:hAnsi="맑은 고딕" w:eastAsia="맑은 고딕"/>
+                <w:rFonts w:ascii="Malgun Gothic" w:hAnsi="Malgun Gothic" w:eastAsia="Malgun Gothic" w:cs="Malgun Gothic"/>
                 <w:b/>
                 <w:sz w:val="21"/>
-                <w:u w:val="none"/>
               </w:rPr>
-              <w:t>1   방안</w:t>
+              <w:t>칸</w:t>
             </w:r>
           </w:p>
         </w:tc>
         <w:tc>
           <w:tcPr>
-            <w:tcW w:type="dxa" w:w="7400"/>
+            <w:tcW w:type="dxa" w:w="6800"/>
+            <w:tcMar>
+              <w:top w:type="dxa" w:w="90"/>
+              <w:left w:type="dxa" w:w="130"/>
+              <w:bottom w:type="dxa" w:w="90"/>
+              <w:right w:type="dxa" w:w="130"/>
+            </w:tcMar>
+            <w:shd w:val="clear" w:fill="EFF4FB"/>
           </w:tcPr>
           <w:p>
             <w:pPr>
-              <w:spacing w:before="60" w:after="60"/>
-            </w:pPr>
-            <w:r/>
-            <w:r>
-              <w:rPr>
-                <w:rFonts w:ascii="맑은 고딕" w:hAnsi="맑은 고딕" w:eastAsia="맑은 고딕"/>
-                <w:b w:val="0"/>
-                <w:sz w:val="21"/>
-                <w:u w:val="none"/>
-              </w:rPr>
-              <w:t>우리 모둠이 고른 카드에 표시하세요.</w:t>
-            </w:r>
-          </w:p>
-          <w:p>
-            <w:pPr>
-              <w:spacing w:before="60" w:after="60"/>
+              <w:spacing w:after="0"/>
             </w:pPr>
             <w:r>
               <w:rPr>
-                <w:rFonts w:ascii="맑은 고딕" w:hAnsi="맑은 고딕" w:eastAsia="맑은 고딕"/>
+                <w:rFonts w:ascii="Malgun Gothic" w:hAnsi="Malgun Gothic" w:eastAsia="Malgun Gothic" w:cs="Malgun Gothic"/>
                 <w:b/>
                 <w:sz w:val="21"/>
-                <w:u w:val="none"/>
               </w:rPr>
-              <w:t xml:space="preserve">     A          B          C          D          E          우리가 만든 것</w:t>
-            </w:r>
-          </w:p>
-          <w:p>
-            <w:pPr>
-              <w:spacing w:before="60" w:after="60"/>
-            </w:pPr>
-            <w:r>
-              <w:rPr>
-                <w:rFonts w:ascii="맑은 고딕" w:hAnsi="맑은 고딕" w:eastAsia="맑은 고딕"/>
-                <w:b w:val="0"/>
-                <w:sz w:val="22"/>
-                <w:u w:val="none"/>
-              </w:rPr>
+              <w:t>우리 모둠이 적는 것</w:t>
             </w:r>
           </w:p>
         </w:tc>
       </w:tr>
       <w:tr>
-        <w:trPr>
-          <w:trHeight w:val="1000" w:hRule="atLeast"/>
-        </w:trPr>
         <w:tc>
           <w:tcPr>
             <w:tcW w:type="dxa" w:w="2500"/>
-            <w:shd w:val="clear" w:fill="F2F5FA"/>
+            <w:tcMar>
+              <w:top w:type="dxa" w:w="90"/>
+              <w:left w:type="dxa" w:w="130"/>
+              <w:bottom w:type="dxa" w:w="90"/>
+              <w:right w:type="dxa" w:w="130"/>
+            </w:tcMar>
           </w:tcPr>
           <w:p>
             <w:pPr>
-              <w:spacing w:before="80" w:after="80"/>
+              <w:spacing w:after="0"/>
             </w:pPr>
-            <w:r/>
             <w:r>
               <w:rPr>
-                <w:rFonts w:ascii="맑은 고딕" w:hAnsi="맑은 고딕" w:eastAsia="맑은 고딕"/>
+                <w:rFonts w:ascii="Malgun Gothic" w:hAnsi="Malgun Gothic" w:eastAsia="Malgun Gothic" w:cs="Malgun Gothic"/>
                 <w:b/>
                 <w:sz w:val="21"/>
-                <w:u w:val="none"/>
               </w:rPr>
-              <w:t>2   내준 것</w:t>
+              <w:t>1   방안</w:t>
+            </w:r>
+          </w:p>
+          <w:p>
+            <w:pPr>
+              <w:spacing w:after="0"/>
+            </w:pPr>
+            <w:r>
+              <w:rPr>
+                <w:rFonts w:ascii="Malgun Gothic" w:hAnsi="Malgun Gothic" w:eastAsia="Malgun Gothic" w:cs="Malgun Gothic"/>
+                <w:b w:val="0"/>
+                <w:color w:val="64748B"/>
+                <w:sz w:val="19"/>
+              </w:rPr>
+              <w:t>첫 시간</w:t>
             </w:r>
           </w:p>
         </w:tc>
         <w:tc>
           <w:tcPr>
-            <w:tcW w:type="dxa" w:w="7400"/>
+            <w:tcW w:type="dxa" w:w="6800"/>
+            <w:tcMar>
+              <w:top w:type="dxa" w:w="90"/>
+              <w:left w:type="dxa" w:w="130"/>
+              <w:bottom w:type="dxa" w:w="90"/>
+              <w:right w:type="dxa" w:w="130"/>
+            </w:tcMar>
           </w:tcPr>
           <w:p>
             <w:pPr>
-              <w:spacing w:before="60" w:after="60"/>
+              <w:spacing w:after="0"/>
             </w:pPr>
-            <w:r/>
             <w:r>
               <w:rPr>
-                <w:rFonts w:ascii="맑은 고딕" w:hAnsi="맑은 고딕" w:eastAsia="맑은 고딕"/>
+                <w:rFonts w:ascii="Malgun Gothic" w:hAnsi="Malgun Gothic" w:eastAsia="Malgun Gothic" w:cs="Malgun Gothic"/>
+                <w:b w:val="0"/>
+                <w:color w:val="64748B"/>
+                <w:sz w:val="19"/>
+              </w:rPr>
+              <w:t>우리 모둠이 고른 카드에 동그라미 하세요.</w:t>
+            </w:r>
+          </w:p>
+          <w:p>
+            <w:pPr>
+              <w:spacing w:after="0"/>
+            </w:pPr>
+            <w:r>
+              <w:rPr>
+                <w:rFonts w:ascii="Malgun Gothic" w:hAnsi="Malgun Gothic" w:eastAsia="Malgun Gothic" w:cs="Malgun Gothic"/>
+                <w:b/>
+                <w:sz w:val="21"/>
+              </w:rPr>
+              <w:t>A          B          C          D          E          우리가 만든 것</w:t>
+            </w:r>
+          </w:p>
+          <w:p>
+            <w:pPr>
+              <w:spacing w:after="0"/>
+            </w:pPr>
+            <w:r>
+              <w:rPr>
+                <w:rFonts w:ascii="Malgun Gothic" w:hAnsi="Malgun Gothic" w:eastAsia="Malgun Gothic" w:cs="Malgun Gothic"/>
                 <w:b w:val="0"/>
                 <w:sz w:val="21"/>
-                <w:u w:val="none"/>
+              </w:rPr>
+              <w:t/>
+            </w:r>
+          </w:p>
+        </w:tc>
+      </w:tr>
+      <w:tr>
+        <w:tc>
+          <w:tcPr>
+            <w:tcW w:type="dxa" w:w="2500"/>
+            <w:tcMar>
+              <w:top w:type="dxa" w:w="90"/>
+              <w:left w:type="dxa" w:w="130"/>
+              <w:bottom w:type="dxa" w:w="90"/>
+              <w:right w:type="dxa" w:w="130"/>
+            </w:tcMar>
+          </w:tcPr>
+          <w:p>
+            <w:pPr>
+              <w:spacing w:after="0"/>
+            </w:pPr>
+            <w:r>
+              <w:rPr>
+                <w:rFonts w:ascii="Malgun Gothic" w:hAnsi="Malgun Gothic" w:eastAsia="Malgun Gothic" w:cs="Malgun Gothic"/>
+                <w:b/>
+                <w:sz w:val="21"/>
+              </w:rPr>
+              <w:t>2   내준 것</w:t>
+            </w:r>
+          </w:p>
+          <w:p>
+            <w:pPr>
+              <w:spacing w:after="0"/>
+            </w:pPr>
+            <w:r>
+              <w:rPr>
+                <w:rFonts w:ascii="Malgun Gothic" w:hAnsi="Malgun Gothic" w:eastAsia="Malgun Gothic" w:cs="Malgun Gothic"/>
+                <w:b w:val="0"/>
+                <w:color w:val="64748B"/>
+                <w:sz w:val="19"/>
+              </w:rPr>
+              <w:t>첫 시간</w:t>
+            </w:r>
+          </w:p>
+        </w:tc>
+        <w:tc>
+          <w:tcPr>
+            <w:tcW w:type="dxa" w:w="6800"/>
+            <w:tcMar>
+              <w:top w:type="dxa" w:w="90"/>
+              <w:left w:type="dxa" w:w="130"/>
+              <w:bottom w:type="dxa" w:w="90"/>
+              <w:right w:type="dxa" w:w="130"/>
+            </w:tcMar>
+          </w:tcPr>
+          <w:p>
+            <w:pPr>
+              <w:spacing w:after="0"/>
+            </w:pPr>
+            <w:r>
+              <w:rPr>
+                <w:rFonts w:ascii="Malgun Gothic" w:hAnsi="Malgun Gothic" w:eastAsia="Malgun Gothic" w:cs="Malgun Gothic"/>
+                <w:b w:val="0"/>
+                <w:color w:val="64748B"/>
+                <w:sz w:val="19"/>
               </w:rPr>
               <w:t xml:space="preserve">이 방안이 깎는 것을 한 줄로.  </w:t>
             </w:r>
             <w:r>
               <w:rPr>
-                <w:rFonts w:ascii="맑은 고딕" w:hAnsi="맑은 고딕" w:eastAsia="맑은 고딕"/>
+                <w:rFonts w:ascii="Malgun Gothic" w:hAnsi="Malgun Gothic" w:eastAsia="Malgun Gothic" w:cs="Malgun Gothic"/>
                 <w:b/>
-                <w:sz w:val="21"/>
-                <w:u w:val="none"/>
+                <w:color w:val="64748B"/>
+                <w:sz w:val="19"/>
               </w:rPr>
               <w:t>비어 있으면 미완성입니다.</w:t>
             </w:r>
           </w:p>
           <w:p>
             <w:pPr>
-              <w:spacing w:before="60" w:after="60"/>
+              <w:spacing w:after="0"/>
             </w:pPr>
             <w:r>
               <w:rPr>
-                <w:rFonts w:ascii="맑은 고딕" w:hAnsi="맑은 고딕" w:eastAsia="맑은 고딕"/>
+                <w:rFonts w:ascii="Malgun Gothic" w:hAnsi="Malgun Gothic" w:eastAsia="Malgun Gothic" w:cs="Malgun Gothic"/>
                 <w:b w:val="0"/>
-                <w:sz w:val="22"/>
-                <w:u w:val="none"/>
+                <w:sz w:val="21"/>
               </w:rPr>
+              <w:t/>
+            </w:r>
+          </w:p>
+          <w:p>
+            <w:pPr>
+              <w:spacing w:after="0"/>
+            </w:pPr>
+            <w:r>
+              <w:rPr>
+                <w:rFonts w:ascii="Malgun Gothic" w:hAnsi="Malgun Gothic" w:eastAsia="Malgun Gothic" w:cs="Malgun Gothic"/>
+                <w:b w:val="0"/>
+                <w:sz w:val="21"/>
+              </w:rPr>
+              <w:t/>
             </w:r>
           </w:p>
         </w:tc>
       </w:tr>
       <w:tr>
-        <w:trPr>
-          <w:trHeight w:val="1150" w:hRule="atLeast"/>
-        </w:trPr>
         <w:tc>
           <w:tcPr>
             <w:tcW w:type="dxa" w:w="2500"/>
-            <w:shd w:val="clear" w:fill="F2F5FA"/>
+            <w:tcMar>
+              <w:top w:type="dxa" w:w="90"/>
+              <w:left w:type="dxa" w:w="130"/>
+              <w:bottom w:type="dxa" w:w="90"/>
+              <w:right w:type="dxa" w:w="130"/>
+            </w:tcMar>
           </w:tcPr>
           <w:p>
             <w:pPr>
-              <w:spacing w:before="80" w:after="80"/>
+              <w:spacing w:after="0"/>
             </w:pPr>
-            <w:r/>
             <w:r>
               <w:rPr>
-                <w:rFonts w:ascii="맑은 고딕" w:hAnsi="맑은 고딕" w:eastAsia="맑은 고딕"/>
+                <w:rFonts w:ascii="Malgun Gothic" w:hAnsi="Malgun Gothic" w:eastAsia="Malgun Gothic" w:cs="Malgun Gothic"/>
                 <w:b/>
                 <w:sz w:val="21"/>
-                <w:u w:val="none"/>
               </w:rPr>
               <w:t>3   누가 정할 일인가</w:t>
             </w:r>
+          </w:p>
+          <w:p>
+            <w:pPr>
+              <w:spacing w:after="0"/>
+            </w:pPr>
             <w:r>
               <w:rPr>
-                <w:rFonts w:ascii="맑은 고딕" w:hAnsi="맑은 고딕" w:eastAsia="맑은 고딕"/>
+                <w:rFonts w:ascii="Malgun Gothic" w:hAnsi="Malgun Gothic" w:eastAsia="Malgun Gothic" w:cs="Malgun Gothic"/>
                 <w:b w:val="0"/>
-                <w:sz w:val="21"/>
-                <w:u w:val="none"/>
+                <w:color w:val="64748B"/>
+                <w:sz w:val="19"/>
               </w:rPr>
-              <w:t xml:space="preserve">  (다음 시간)</w:t>
+              <w:t>다음 시간</w:t>
             </w:r>
           </w:p>
         </w:tc>
         <w:tc>
           <w:tcPr>
-            <w:tcW w:type="dxa" w:w="7400"/>
+            <w:tcW w:type="dxa" w:w="6800"/>
+            <w:tcMar>
+              <w:top w:type="dxa" w:w="90"/>
+              <w:left w:type="dxa" w:w="130"/>
+              <w:bottom w:type="dxa" w:w="90"/>
+              <w:right w:type="dxa" w:w="130"/>
+            </w:tcMar>
           </w:tcPr>
           <w:p>
             <w:pPr>
-              <w:spacing w:before="60" w:after="60"/>
+              <w:spacing w:after="0"/>
             </w:pPr>
-            <w:r/>
             <w:r>
               <w:rPr>
-                <w:rFonts w:ascii="맑은 고딕" w:hAnsi="맑은 고딕" w:eastAsia="맑은 고딕"/>
+                <w:rFonts w:ascii="Malgun Gothic" w:hAnsi="Malgun Gothic" w:eastAsia="Malgun Gothic" w:cs="Malgun Gothic"/>
                 <w:b/>
                 <w:sz w:val="21"/>
-                <w:u w:val="none"/>
               </w:rPr>
-              <w:t xml:space="preserve">     □ 우리가            □ 학교가            □ 어른들이 법으로</w:t>
+              <w:t>□ 우리가            □ 학교가            □ 어른들이 법으로</w:t>
             </w:r>
           </w:p>
           <w:p>
             <w:pPr>
-              <w:spacing w:before="60" w:after="60"/>
+              <w:spacing w:after="0"/>
             </w:pPr>
             <w:r>
               <w:rPr>
-                <w:rFonts w:ascii="맑은 고딕" w:hAnsi="맑은 고딕" w:eastAsia="맑은 고딕"/>
+                <w:rFonts w:ascii="Malgun Gothic" w:hAnsi="Malgun Gothic" w:eastAsia="Malgun Gothic" w:cs="Malgun Gothic"/>
                 <w:b w:val="0"/>
-                <w:sz w:val="21"/>
-                <w:u w:val="none"/>
+                <w:color w:val="64748B"/>
+                <w:sz w:val="19"/>
               </w:rPr>
               <w:t>왜 그렇게 보았나요? (한 줄)</w:t>
             </w:r>
           </w:p>
           <w:p>
             <w:pPr>
-              <w:spacing w:before="60" w:after="60"/>
+              <w:spacing w:after="0"/>
             </w:pPr>
             <w:r>
               <w:rPr>
-                <w:rFonts w:ascii="맑은 고딕" w:hAnsi="맑은 고딕" w:eastAsia="맑은 고딕"/>
+                <w:rFonts w:ascii="Malgun Gothic" w:hAnsi="Malgun Gothic" w:eastAsia="Malgun Gothic" w:cs="Malgun Gothic"/>
                 <w:b w:val="0"/>
-                <w:sz w:val="22"/>
-                <w:u w:val="none"/>
+                <w:sz w:val="21"/>
               </w:rPr>
+              <w:t/>
             </w:r>
           </w:p>
         </w:tc>
       </w:tr>
       <w:tr>
-        <w:trPr>
-          <w:trHeight w:val="1150" w:hRule="atLeast"/>
-        </w:trPr>
         <w:tc>
           <w:tcPr>
             <w:tcW w:type="dxa" w:w="2500"/>
-            <w:shd w:val="clear" w:fill="F2F5FA"/>
+            <w:tcMar>
+              <w:top w:type="dxa" w:w="90"/>
+              <w:left w:type="dxa" w:w="130"/>
+              <w:bottom w:type="dxa" w:w="90"/>
+              <w:right w:type="dxa" w:w="130"/>
+            </w:tcMar>
           </w:tcPr>
           <w:p>
             <w:pPr>
-              <w:spacing w:before="80" w:after="80"/>
+              <w:spacing w:after="0"/>
             </w:pPr>
-            <w:r/>
             <w:r>
               <w:rPr>
-                <w:rFonts w:ascii="맑은 고딕" w:hAnsi="맑은 고딕" w:eastAsia="맑은 고딕"/>
+                <w:rFonts w:ascii="Malgun Gothic" w:hAnsi="Malgun Gothic" w:eastAsia="Malgun Gothic" w:cs="Malgun Gothic"/>
                 <w:b/>
                 <w:sz w:val="21"/>
-                <w:u w:val="none"/>
               </w:rPr>
               <w:t>4   끝까지 갈린 것</w:t>
+            </w:r>
+          </w:p>
+          <w:p>
+            <w:pPr>
+              <w:spacing w:after="0"/>
+            </w:pPr>
+            <w:r>
+              <w:rPr>
+                <w:rFonts w:ascii="Malgun Gothic" w:hAnsi="Malgun Gothic" w:eastAsia="Malgun Gothic" w:cs="Malgun Gothic"/>
+                <w:b w:val="0"/>
+                <w:color w:val="64748B"/>
+                <w:sz w:val="19"/>
+              </w:rPr>
+              <w:t>첫 시간에 쓰고</w:t>
+            </w:r>
+          </w:p>
+          <w:p>
+            <w:pPr>
+              <w:spacing w:after="0"/>
+            </w:pPr>
+            <w:r>
+              <w:rPr>
+                <w:rFonts w:ascii="Malgun Gothic" w:hAnsi="Malgun Gothic" w:eastAsia="Malgun Gothic" w:cs="Malgun Gothic"/>
+                <w:b w:val="0"/>
+                <w:color w:val="64748B"/>
+                <w:sz w:val="19"/>
+              </w:rPr>
+              <w:t>다음 시간에 고침</w:t>
             </w:r>
           </w:p>
         </w:tc>
         <w:tc>
           <w:tcPr>
-            <w:tcW w:type="dxa" w:w="7400"/>
+            <w:tcW w:type="dxa" w:w="6800"/>
+            <w:tcMar>
+              <w:top w:type="dxa" w:w="90"/>
+              <w:left w:type="dxa" w:w="130"/>
+              <w:bottom w:type="dxa" w:w="90"/>
+              <w:right w:type="dxa" w:w="130"/>
+            </w:tcMar>
           </w:tcPr>
           <w:p>
             <w:pPr>
-              <w:spacing w:before="60" w:after="60"/>
+              <w:spacing w:after="0"/>
             </w:pPr>
-            <w:r/>
             <w:r>
               <w:rPr>
-                <w:rFonts w:ascii="맑은 고딕" w:hAnsi="맑은 고딕" w:eastAsia="맑은 고딕"/>
+                <w:rFonts w:ascii="Malgun Gothic" w:hAnsi="Malgun Gothic" w:eastAsia="Malgun Gothic" w:cs="Malgun Gothic"/>
                 <w:b w:val="0"/>
-                <w:sz w:val="21"/>
-                <w:u w:val="none"/>
+                <w:color w:val="64748B"/>
+                <w:sz w:val="19"/>
               </w:rPr>
               <w:t xml:space="preserve">「우리 모둠은 여기서 안 맞았다」를 한 줄로.  </w:t>
             </w:r>
             <w:r>
               <w:rPr>
-                <w:rFonts w:ascii="맑은 고딕" w:hAnsi="맑은 고딕" w:eastAsia="맑은 고딕"/>
+                <w:rFonts w:ascii="Malgun Gothic" w:hAnsi="Malgun Gothic" w:eastAsia="Malgun Gothic" w:cs="Malgun Gothic"/>
                 <w:b/>
-                <w:sz w:val="21"/>
-                <w:u w:val="none"/>
+                <w:color w:val="64748B"/>
+                <w:sz w:val="19"/>
               </w:rPr>
               <w:t>반드시 씁니다.</w:t>
             </w:r>
           </w:p>
           <w:p>
             <w:pPr>
-              <w:spacing w:before="60" w:after="60"/>
+              <w:spacing w:after="0"/>
             </w:pPr>
             <w:r>
               <w:rPr>
-                <w:rFonts w:ascii="맑은 고딕" w:hAnsi="맑은 고딕" w:eastAsia="맑은 고딕"/>
+                <w:rFonts w:ascii="Malgun Gothic" w:hAnsi="Malgun Gothic" w:eastAsia="Malgun Gothic" w:cs="Malgun Gothic"/>
                 <w:b w:val="0"/>
-                <w:sz w:val="21"/>
-                <w:u w:val="none"/>
+                <w:color w:val="64748B"/>
+                <w:sz w:val="19"/>
               </w:rPr>
               <w:t>없으면 → 우리 모둠이 다 같이 넘긴 반대 의견 하나를 적으세요.</w:t>
             </w:r>
           </w:p>
           <w:p>
             <w:pPr>
-              <w:spacing w:before="60" w:after="60"/>
+              <w:spacing w:after="0"/>
             </w:pPr>
             <w:r>
               <w:rPr>
-                <w:rFonts w:ascii="맑은 고딕" w:hAnsi="맑은 고딕" w:eastAsia="맑은 고딕"/>
+                <w:rFonts w:ascii="Malgun Gothic" w:hAnsi="Malgun Gothic" w:eastAsia="Malgun Gothic" w:cs="Malgun Gothic"/>
                 <w:b w:val="0"/>
-                <w:sz w:val="22"/>
-                <w:u w:val="none"/>
+                <w:sz w:val="21"/>
               </w:rPr>
+              <w:t/>
+            </w:r>
+          </w:p>
+          <w:p>
+            <w:pPr>
+              <w:spacing w:after="0"/>
+            </w:pPr>
+            <w:r>
+              <w:rPr>
+                <w:rFonts w:ascii="Malgun Gothic" w:hAnsi="Malgun Gothic" w:eastAsia="Malgun Gothic" w:cs="Malgun Gothic"/>
+                <w:b w:val="0"/>
+                <w:sz w:val="21"/>
+              </w:rPr>
+              <w:t/>
+            </w:r>
+          </w:p>
+        </w:tc>
+      </w:tr>
+    </w:tbl>
+    <w:p>
+      <w:pPr>
+        <w:spacing w:after="0"/>
+      </w:pPr>
+    </w:p>
+    <w:tbl>
+      <w:tblPr>
+        <w:tblW w:type="dxa" w:w="9300"/>
+        <w:tblLayout w:type="fixed"/>
+        <w:tblLook w:firstColumn="1" w:firstRow="1" w:lastColumn="0" w:lastRow="0" w:noHBand="0" w:noVBand="1" w:val="04A0"/>
+        <w:tblBorders>
+          <w:top w:val="single" w:color="C7D6EF" w:sz="4"/>
+          <w:left w:val="single" w:color="C7D6EF" w:sz="4"/>
+          <w:bottom w:val="single" w:color="C7D6EF" w:sz="4"/>
+          <w:right w:val="single" w:color="C7D6EF" w:sz="4"/>
+          <w:insideH w:val="single" w:color="C7D6EF" w:sz="4"/>
+          <w:insideV w:val="single" w:color="C7D6EF" w:sz="4"/>
+        </w:tblBorders>
+      </w:tblPr>
+      <w:tblGrid>
+        <w:gridCol w:w="3600"/>
+        <w:gridCol w:w="5700"/>
+      </w:tblGrid>
+      <w:tr>
+        <w:tc>
+          <w:tcPr>
+            <w:tcW w:type="dxa" w:w="3600"/>
+            <w:tcMar>
+              <w:top w:type="dxa" w:w="90"/>
+              <w:left w:type="dxa" w:w="130"/>
+              <w:bottom w:type="dxa" w:w="90"/>
+              <w:right w:type="dxa" w:w="130"/>
+            </w:tcMar>
+            <w:shd w:val="clear" w:fill="EFF4FB"/>
+          </w:tcPr>
+          <w:p>
+            <w:pPr>
+              <w:spacing w:after="0"/>
+            </w:pPr>
+            <w:r>
+              <w:rPr>
+                <w:rFonts w:ascii="Malgun Gothic" w:hAnsi="Malgun Gothic" w:eastAsia="Malgun Gothic" w:cs="Malgun Gothic"/>
+                <w:b/>
+                <w:color w:val="1D4ED8"/>
+                <w:sz w:val="24"/>
+              </w:rPr>
+              <w:t>다른 모둠 읽기</w:t>
+            </w:r>
+          </w:p>
+        </w:tc>
+        <w:tc>
+          <w:tcPr>
+            <w:tcW w:type="dxa" w:w="5700"/>
+            <w:tcMar>
+              <w:top w:type="dxa" w:w="90"/>
+              <w:left w:type="dxa" w:w="130"/>
+              <w:bottom w:type="dxa" w:w="90"/>
+              <w:right w:type="dxa" w:w="130"/>
+            </w:tcMar>
+            <w:shd w:val="clear" w:fill="EFF4FB"/>
+          </w:tcPr>
+          <w:p>
+            <w:pPr>
+              <w:spacing w:after="0"/>
+            </w:pPr>
+            <w:r>
+              <w:rPr>
+                <w:rFonts w:ascii="Malgun Gothic" w:hAnsi="Malgun Gothic" w:eastAsia="Malgun Gothic" w:cs="Malgun Gothic"/>
+                <w:b w:val="0"/>
+                <w:color w:val="64748B"/>
+                <w:sz w:val="19"/>
+              </w:rPr>
+              <w:t>다음 시간 — 패들렛에 올라온 다른 모둠의 조건표를 봅니다</w:t>
             </w:r>
           </w:p>
         </w:tc>
@@ -1151,40 +2257,262 @@
     </w:tbl>
     <w:tbl>
       <w:tblPr>
-        <w:tblW w:type="auto" w:w="0"/>
+        <w:tblW w:type="dxa" w:w="9300"/>
         <w:tblLayout w:type="fixed"/>
         <w:tblLook w:firstColumn="1" w:firstRow="1" w:lastColumn="0" w:lastRow="0" w:noHBand="0" w:noVBand="1" w:val="04A0"/>
         <w:tblBorders>
-          <w:top w:val="none"/>
-          <w:left w:val="none"/>
-          <w:bottom w:val="none"/>
-          <w:right w:val="none"/>
-          <w:insideH w:val="none"/>
-          <w:insideV w:val="none"/>
+          <w:top w:val="single" w:color="auto" w:sz="4"/>
+          <w:left w:val="single" w:color="auto" w:sz="4"/>
+          <w:bottom w:val="single" w:color="auto" w:sz="4"/>
+          <w:right w:val="single" w:color="auto" w:sz="4"/>
+          <w:insideH w:val="single" w:color="auto" w:sz="4"/>
+          <w:insideV w:val="single" w:color="auto" w:sz="4"/>
         </w:tblBorders>
       </w:tblPr>
       <w:tblGrid>
-        <w:gridCol w:w="9900"/>
+        <w:gridCol w:w="4200"/>
+        <w:gridCol w:w="5100"/>
       </w:tblGrid>
       <w:tr>
         <w:tc>
           <w:tcPr>
-            <w:tcW w:type="dxa" w:w="9900"/>
-            <w:shd w:val="clear" w:fill="E8EEF7"/>
+            <w:tcW w:type="dxa" w:w="4200"/>
+            <w:tcMar>
+              <w:top w:type="dxa" w:w="90"/>
+              <w:left w:type="dxa" w:w="130"/>
+              <w:bottom w:type="dxa" w:w="90"/>
+              <w:right w:type="dxa" w:w="130"/>
+            </w:tcMar>
+            <w:shd w:val="clear" w:fill="EFF4FB"/>
           </w:tcPr>
           <w:p>
             <w:pPr>
-              <w:spacing w:before="60" w:after="60"/>
+              <w:spacing w:after="0"/>
             </w:pPr>
-            <w:r/>
             <w:r>
               <w:rPr>
-                <w:rFonts w:ascii="맑은 고딕" w:hAnsi="맑은 고딕" w:eastAsia="맑은 고딕"/>
+                <w:rFonts w:ascii="Malgun Gothic" w:hAnsi="Malgun Gothic" w:eastAsia="Malgun Gothic" w:cs="Malgun Gothic"/>
                 <w:b/>
-                <w:sz w:val="23"/>
-                <w:u w:val="none"/>
+                <w:sz w:val="21"/>
               </w:rPr>
-              <w:t>다른 모둠 읽기  (다음 시간)</w:t>
+              <w:t>볼 것</w:t>
+            </w:r>
+          </w:p>
+        </w:tc>
+        <w:tc>
+          <w:tcPr>
+            <w:tcW w:type="dxa" w:w="5100"/>
+            <w:tcMar>
+              <w:top w:type="dxa" w:w="90"/>
+              <w:left w:type="dxa" w:w="130"/>
+              <w:bottom w:type="dxa" w:w="90"/>
+              <w:right w:type="dxa" w:w="130"/>
+            </w:tcMar>
+            <w:shd w:val="clear" w:fill="EFF4FB"/>
+          </w:tcPr>
+          <w:p>
+            <w:pPr>
+              <w:spacing w:after="0"/>
+            </w:pPr>
+            <w:r>
+              <w:rPr>
+                <w:rFonts w:ascii="Malgun Gothic" w:hAnsi="Malgun Gothic" w:eastAsia="Malgun Gothic" w:cs="Malgun Gothic"/>
+                <w:b/>
+                <w:sz w:val="21"/>
+              </w:rPr>
+              <w:t>우리 모둠이 적을 것</w:t>
+            </w:r>
+          </w:p>
+        </w:tc>
+      </w:tr>
+      <w:tr>
+        <w:tc>
+          <w:tcPr>
+            <w:tcW w:type="dxa" w:w="4200"/>
+            <w:tcMar>
+              <w:top w:type="dxa" w:w="90"/>
+              <w:left w:type="dxa" w:w="130"/>
+              <w:bottom w:type="dxa" w:w="90"/>
+              <w:right w:type="dxa" w:w="130"/>
+            </w:tcMar>
+          </w:tcPr>
+          <w:p>
+            <w:pPr>
+              <w:spacing w:after="0"/>
+            </w:pPr>
+            <w:r>
+              <w:rPr>
+                <w:rFonts w:ascii="Malgun Gothic" w:hAnsi="Malgun Gothic" w:eastAsia="Malgun Gothic" w:cs="Malgun Gothic"/>
+                <w:b/>
+                <w:sz w:val="21"/>
+              </w:rPr>
+              <w:t>같은 카드</w:t>
+            </w:r>
+            <w:r>
+              <w:rPr>
+                <w:rFonts w:ascii="Malgun Gothic" w:hAnsi="Malgun Gothic" w:eastAsia="Malgun Gothic" w:cs="Malgun Gothic"/>
+                <w:b w:val="0"/>
+                <w:sz w:val="21"/>
+              </w:rPr>
+              <w:t>를 고른 모둠이 내준 것은 우리와 같았나요? 어떻게 달랐나요?</w:t>
+            </w:r>
+          </w:p>
+        </w:tc>
+        <w:tc>
+          <w:tcPr>
+            <w:tcW w:type="dxa" w:w="5100"/>
+            <w:tcMar>
+              <w:top w:type="dxa" w:w="90"/>
+              <w:left w:type="dxa" w:w="130"/>
+              <w:bottom w:type="dxa" w:w="90"/>
+              <w:right w:type="dxa" w:w="130"/>
+            </w:tcMar>
+          </w:tcPr>
+          <w:p>
+            <w:pPr>
+              <w:spacing w:after="0"/>
+            </w:pPr>
+            <w:r>
+              <w:rPr>
+                <w:rFonts w:ascii="Malgun Gothic" w:hAnsi="Malgun Gothic" w:eastAsia="Malgun Gothic" w:cs="Malgun Gothic"/>
+                <w:b w:val="0"/>
+                <w:sz w:val="21"/>
+              </w:rPr>
+              <w:t/>
+            </w:r>
+          </w:p>
+          <w:p>
+            <w:pPr>
+              <w:spacing w:after="0"/>
+            </w:pPr>
+            <w:r>
+              <w:rPr>
+                <w:rFonts w:ascii="Malgun Gothic" w:hAnsi="Malgun Gothic" w:eastAsia="Malgun Gothic" w:cs="Malgun Gothic"/>
+                <w:b w:val="0"/>
+                <w:sz w:val="21"/>
+              </w:rPr>
+              <w:t/>
+            </w:r>
+          </w:p>
+        </w:tc>
+      </w:tr>
+      <w:tr>
+        <w:tc>
+          <w:tcPr>
+            <w:tcW w:type="dxa" w:w="4200"/>
+            <w:tcMar>
+              <w:top w:type="dxa" w:w="90"/>
+              <w:left w:type="dxa" w:w="130"/>
+              <w:bottom w:type="dxa" w:w="90"/>
+              <w:right w:type="dxa" w:w="130"/>
+            </w:tcMar>
+          </w:tcPr>
+          <w:p>
+            <w:pPr>
+              <w:spacing w:after="0"/>
+            </w:pPr>
+            <w:r>
+              <w:rPr>
+                <w:rFonts w:ascii="Malgun Gothic" w:hAnsi="Malgun Gothic" w:eastAsia="Malgun Gothic" w:cs="Malgun Gothic"/>
+                <w:b/>
+                <w:sz w:val="21"/>
+              </w:rPr>
+              <w:t>아무것도 내주지 않은 카드</w:t>
+            </w:r>
+            <w:r>
+              <w:rPr>
+                <w:rFonts w:ascii="Malgun Gothic" w:hAnsi="Malgun Gothic" w:eastAsia="Malgun Gothic" w:cs="Malgun Gothic"/>
+                <w:b w:val="0"/>
+                <w:sz w:val="21"/>
+              </w:rPr>
+              <w:t>가 있었나요?</w:t>
+            </w:r>
+          </w:p>
+        </w:tc>
+        <w:tc>
+          <w:tcPr>
+            <w:tcW w:type="dxa" w:w="5100"/>
+            <w:tcMar>
+              <w:top w:type="dxa" w:w="90"/>
+              <w:left w:type="dxa" w:w="130"/>
+              <w:bottom w:type="dxa" w:w="90"/>
+              <w:right w:type="dxa" w:w="130"/>
+            </w:tcMar>
+          </w:tcPr>
+          <w:p>
+            <w:pPr>
+              <w:spacing w:after="0"/>
+            </w:pPr>
+            <w:r>
+              <w:rPr>
+                <w:rFonts w:ascii="Malgun Gothic" w:hAnsi="Malgun Gothic" w:eastAsia="Malgun Gothic" w:cs="Malgun Gothic"/>
+                <w:b/>
+                <w:sz w:val="21"/>
+              </w:rPr>
+              <w:t>있었다            /            없었다</w:t>
+            </w:r>
+          </w:p>
+        </w:tc>
+      </w:tr>
+      <w:tr>
+        <w:tc>
+          <w:tcPr>
+            <w:tcW w:type="dxa" w:w="4200"/>
+            <w:tcMar>
+              <w:top w:type="dxa" w:w="90"/>
+              <w:left w:type="dxa" w:w="130"/>
+              <w:bottom w:type="dxa" w:w="90"/>
+              <w:right w:type="dxa" w:w="130"/>
+            </w:tcMar>
+          </w:tcPr>
+          <w:p>
+            <w:pPr>
+              <w:spacing w:after="0"/>
+            </w:pPr>
+            <w:r>
+              <w:rPr>
+                <w:rFonts w:ascii="Malgun Gothic" w:hAnsi="Malgun Gothic" w:eastAsia="Malgun Gothic" w:cs="Malgun Gothic"/>
+                <w:b w:val="0"/>
+                <w:sz w:val="21"/>
+              </w:rPr>
+              <w:t>있었다면 어느 카드였나요? 정말 아무것도 안 깎이는지 우리 모둠은 어떻게 보았나요?</w:t>
+            </w:r>
+          </w:p>
+        </w:tc>
+        <w:tc>
+          <w:tcPr>
+            <w:tcW w:type="dxa" w:w="5100"/>
+            <w:tcMar>
+              <w:top w:type="dxa" w:w="90"/>
+              <w:left w:type="dxa" w:w="130"/>
+              <w:bottom w:type="dxa" w:w="90"/>
+              <w:right w:type="dxa" w:w="130"/>
+            </w:tcMar>
+          </w:tcPr>
+          <w:p>
+            <w:pPr>
+              <w:spacing w:after="0"/>
+            </w:pPr>
+            <w:r>
+              <w:rPr>
+                <w:rFonts w:ascii="Malgun Gothic" w:hAnsi="Malgun Gothic" w:eastAsia="Malgun Gothic" w:cs="Malgun Gothic"/>
+                <w:b w:val="0"/>
+                <w:sz w:val="21"/>
+              </w:rPr>
+              <w:t/>
+            </w:r>
+          </w:p>
+          <w:p>
+            <w:pPr>
+              <w:spacing w:after="0"/>
+            </w:pPr>
+            <w:r>
+              <w:rPr>
+                <w:rFonts w:ascii="Malgun Gothic" w:hAnsi="Malgun Gothic" w:eastAsia="Malgun Gothic" w:cs="Malgun Gothic"/>
+                <w:b w:val="0"/>
+                <w:sz w:val="21"/>
+              </w:rPr>
+              <w:t/>
             </w:r>
           </w:p>
         </w:tc>
@@ -1192,130 +2520,224 @@
     </w:tbl>
     <w:p>
       <w:pPr>
-        <w:spacing w:before="80" w:after="0"/>
+        <w:spacing w:after="0"/>
       </w:pPr>
-      <w:r>
-        <w:rPr>
-          <w:rFonts w:ascii="맑은 고딕" w:hAnsi="맑은 고딕" w:eastAsia="맑은 고딕"/>
-          <w:b w:val="0"/>
-          <w:sz w:val="22"/>
-          <w:u w:val="none"/>
-        </w:rPr>
-        <w:t>같은 카드를 고른 모둠이 내준 것은 우리와 같았나요?  어떻게 달랐나요?</w:t>
-      </w:r>
-    </w:p>
-    <w:p>
-      <w:pPr>
-        <w:pBdr>
-          <w:bottom w:val="single" w:sz="4" w:color="AAAAAA"/>
-        </w:pBdr>
-        <w:spacing w:before="100" w:after="100"/>
-      </w:pPr>
-      <w:r>
-        <w:rPr>
-          <w:rFonts w:ascii="맑은 고딕" w:hAnsi="맑은 고딕" w:eastAsia="맑은 고딕"/>
-          <w:b w:val="0"/>
-          <w:sz w:val="22"/>
-          <w:u w:val="none"/>
-        </w:rPr>
-      </w:r>
-    </w:p>
-    <w:p>
-      <w:pPr>
-        <w:pBdr>
-          <w:bottom w:val="single" w:sz="4" w:color="AAAAAA"/>
-        </w:pBdr>
-        <w:spacing w:before="100" w:after="100"/>
-      </w:pPr>
-      <w:r>
-        <w:rPr>
-          <w:rFonts w:ascii="맑은 고딕" w:hAnsi="맑은 고딕" w:eastAsia="맑은 고딕"/>
-          <w:b w:val="0"/>
-          <w:sz w:val="22"/>
-          <w:u w:val="none"/>
-        </w:rPr>
-      </w:r>
-    </w:p>
-    <w:p>
-      <w:pPr>
-        <w:spacing w:before="80" w:after="0"/>
-      </w:pPr>
-      <w:r>
-        <w:rPr>
-          <w:rFonts w:ascii="맑은 고딕" w:hAnsi="맑은 고딕" w:eastAsia="맑은 고딕"/>
-          <w:b w:val="0"/>
-          <w:sz w:val="22"/>
-          <w:u w:val="none"/>
-        </w:rPr>
-        <w:t>아무것도 내주지 않은 카드가 있었나요?        있었다    /    없었다</w:t>
-      </w:r>
-    </w:p>
-    <w:p>
-      <w:pPr>
-        <w:spacing w:before="80" w:after="0"/>
-      </w:pPr>
-      <w:r>
-        <w:rPr>
-          <w:rFonts w:ascii="맑은 고딕" w:hAnsi="맑은 고딕" w:eastAsia="맑은 고딕"/>
-          <w:b w:val="0"/>
-          <w:sz w:val="22"/>
-          <w:u w:val="none"/>
-        </w:rPr>
-        <w:t>있었다면 어느 카드였나요? 정말 아무것도 안 깎이는지 우리 모둠은 어떻게 보았나요?</w:t>
-      </w:r>
-    </w:p>
-    <w:p>
-      <w:pPr>
-        <w:pBdr>
-          <w:bottom w:val="single" w:sz="4" w:color="AAAAAA"/>
-        </w:pBdr>
-        <w:spacing w:before="100" w:after="100"/>
-      </w:pPr>
-      <w:r>
-        <w:rPr>
-          <w:rFonts w:ascii="맑은 고딕" w:hAnsi="맑은 고딕" w:eastAsia="맑은 고딕"/>
-          <w:b w:val="0"/>
-          <w:sz w:val="22"/>
-          <w:u w:val="none"/>
-        </w:rPr>
-      </w:r>
     </w:p>
     <w:tbl>
       <w:tblPr>
-        <w:tblW w:type="auto" w:w="0"/>
+        <w:tblW w:type="dxa" w:w="9300"/>
         <w:tblLayout w:type="fixed"/>
         <w:tblLook w:firstColumn="1" w:firstRow="1" w:lastColumn="0" w:lastRow="0" w:noHBand="0" w:noVBand="1" w:val="04A0"/>
         <w:tblBorders>
-          <w:top w:val="none"/>
-          <w:left w:val="none"/>
-          <w:bottom w:val="none"/>
-          <w:right w:val="none"/>
-          <w:insideH w:val="none"/>
-          <w:insideV w:val="none"/>
+          <w:top w:val="single" w:color="C7D6EF" w:sz="4"/>
+          <w:left w:val="single" w:color="C7D6EF" w:sz="4"/>
+          <w:bottom w:val="single" w:color="C7D6EF" w:sz="4"/>
+          <w:right w:val="single" w:color="C7D6EF" w:sz="4"/>
+          <w:insideH w:val="single" w:color="C7D6EF" w:sz="4"/>
+          <w:insideV w:val="single" w:color="C7D6EF" w:sz="4"/>
         </w:tblBorders>
       </w:tblPr>
       <w:tblGrid>
-        <w:gridCol w:w="9900"/>
+        <w:gridCol w:w="3600"/>
+        <w:gridCol w:w="5700"/>
       </w:tblGrid>
       <w:tr>
         <w:tc>
           <w:tcPr>
-            <w:tcW w:type="dxa" w:w="9900"/>
-            <w:shd w:val="clear" w:fill="E8EEF7"/>
+            <w:tcW w:type="dxa" w:w="3600"/>
+            <w:tcMar>
+              <w:top w:type="dxa" w:w="90"/>
+              <w:left w:type="dxa" w:w="130"/>
+              <w:bottom w:type="dxa" w:w="90"/>
+              <w:right w:type="dxa" w:w="130"/>
+            </w:tcMar>
+            <w:shd w:val="clear" w:fill="EFF4FB"/>
           </w:tcPr>
           <w:p>
             <w:pPr>
-              <w:spacing w:before="60" w:after="60"/>
+              <w:spacing w:after="0"/>
             </w:pPr>
-            <w:r/>
             <w:r>
               <w:rPr>
-                <w:rFonts w:ascii="맑은 고딕" w:hAnsi="맑은 고딕" w:eastAsia="맑은 고딕"/>
+                <w:rFonts w:ascii="Malgun Gothic" w:hAnsi="Malgun Gothic" w:eastAsia="Malgun Gothic" w:cs="Malgun Gothic"/>
                 <w:b/>
-                <w:sz w:val="23"/>
-                <w:u w:val="none"/>
+                <w:color w:val="1D4ED8"/>
+                <w:sz w:val="24"/>
               </w:rPr>
-              <w:t>다 한 사람 — 여섯째 카드 만들기</w:t>
+              <w:t>다 한 사람</w:t>
+            </w:r>
+          </w:p>
+        </w:tc>
+        <w:tc>
+          <w:tcPr>
+            <w:tcW w:type="dxa" w:w="5700"/>
+            <w:tcMar>
+              <w:top w:type="dxa" w:w="90"/>
+              <w:left w:type="dxa" w:w="130"/>
+              <w:bottom w:type="dxa" w:w="90"/>
+              <w:right w:type="dxa" w:w="130"/>
+            </w:tcMar>
+            <w:shd w:val="clear" w:fill="EFF4FB"/>
+          </w:tcPr>
+          <w:p>
+            <w:pPr>
+              <w:spacing w:after="0"/>
+            </w:pPr>
+            <w:r>
+              <w:rPr>
+                <w:rFonts w:ascii="Malgun Gothic" w:hAnsi="Malgun Gothic" w:eastAsia="Malgun Gothic" w:cs="Malgun Gothic"/>
+                <w:b w:val="0"/>
+                <w:color w:val="64748B"/>
+                <w:sz w:val="19"/>
+              </w:rPr>
+              <w:t>다섯 장을 다 따진 모둠이 빈 카드를 받습니다 — 거기에 쓴 것을 옮겨 적으세요</w:t>
+            </w:r>
+          </w:p>
+        </w:tc>
+      </w:tr>
+    </w:tbl>
+    <w:tbl>
+      <w:tblPr>
+        <w:tblW w:type="dxa" w:w="9300"/>
+        <w:tblLayout w:type="fixed"/>
+        <w:tblLook w:firstColumn="1" w:firstRow="1" w:lastColumn="0" w:lastRow="0" w:noHBand="0" w:noVBand="1" w:val="04A0"/>
+        <w:tblBorders>
+          <w:top w:val="single" w:color="auto" w:sz="4"/>
+          <w:left w:val="single" w:color="auto" w:sz="4"/>
+          <w:bottom w:val="single" w:color="auto" w:sz="4"/>
+          <w:right w:val="single" w:color="auto" w:sz="4"/>
+          <w:insideH w:val="single" w:color="auto" w:sz="4"/>
+          <w:insideV w:val="single" w:color="auto" w:sz="4"/>
+        </w:tblBorders>
+      </w:tblPr>
+      <w:tblGrid>
+        <w:gridCol w:w="4650"/>
+        <w:gridCol w:w="4650"/>
+      </w:tblGrid>
+      <w:tr>
+        <w:tc>
+          <w:tcPr>
+            <w:tcW w:type="dxa" w:w="4650"/>
+            <w:tcMar>
+              <w:top w:type="dxa" w:w="90"/>
+              <w:left w:type="dxa" w:w="130"/>
+              <w:bottom w:type="dxa" w:w="90"/>
+              <w:right w:type="dxa" w:w="130"/>
+            </w:tcMar>
+            <w:shd w:val="clear" w:fill="EFF4FB"/>
+          </w:tcPr>
+          <w:p>
+            <w:pPr>
+              <w:spacing w:after="0"/>
+            </w:pPr>
+            <w:r>
+              <w:rPr>
+                <w:rFonts w:ascii="Malgun Gothic" w:hAnsi="Malgun Gothic" w:eastAsia="Malgun Gothic" w:cs="Malgun Gothic"/>
+                <w:b/>
+                <w:sz w:val="21"/>
+              </w:rPr>
+              <w:t>우리가 만든 방안</w:t>
+            </w:r>
+          </w:p>
+        </w:tc>
+        <w:tc>
+          <w:tcPr>
+            <w:tcW w:type="dxa" w:w="4650"/>
+            <w:tcMar>
+              <w:top w:type="dxa" w:w="90"/>
+              <w:left w:type="dxa" w:w="130"/>
+              <w:bottom w:type="dxa" w:w="90"/>
+              <w:right w:type="dxa" w:w="130"/>
+            </w:tcMar>
+            <w:shd w:val="clear" w:fill="EFF4FB"/>
+          </w:tcPr>
+          <w:p>
+            <w:pPr>
+              <w:spacing w:after="0"/>
+            </w:pPr>
+            <w:r>
+              <w:rPr>
+                <w:rFonts w:ascii="Malgun Gothic" w:hAnsi="Malgun Gothic" w:eastAsia="Malgun Gothic" w:cs="Malgun Gothic"/>
+                <w:b/>
+                <w:sz w:val="21"/>
+              </w:rPr>
+              <w:t>이 카드가 깎는 것  (못 채우면 미완성입니다)</w:t>
+            </w:r>
+          </w:p>
+        </w:tc>
+      </w:tr>
+      <w:tr>
+        <w:tc>
+          <w:tcPr>
+            <w:tcW w:type="dxa" w:w="4650"/>
+            <w:tcMar>
+              <w:top w:type="dxa" w:w="90"/>
+              <w:left w:type="dxa" w:w="130"/>
+              <w:bottom w:type="dxa" w:w="90"/>
+              <w:right w:type="dxa" w:w="130"/>
+            </w:tcMar>
+          </w:tcPr>
+          <w:p>
+            <w:pPr>
+              <w:spacing w:after="0"/>
+            </w:pPr>
+            <w:r>
+              <w:rPr>
+                <w:rFonts w:ascii="Malgun Gothic" w:hAnsi="Malgun Gothic" w:eastAsia="Malgun Gothic" w:cs="Malgun Gothic"/>
+                <w:b w:val="0"/>
+                <w:sz w:val="21"/>
+              </w:rPr>
+              <w:t/>
+            </w:r>
+          </w:p>
+          <w:p>
+            <w:pPr>
+              <w:spacing w:after="0"/>
+            </w:pPr>
+            <w:r>
+              <w:rPr>
+                <w:rFonts w:ascii="Malgun Gothic" w:hAnsi="Malgun Gothic" w:eastAsia="Malgun Gothic" w:cs="Malgun Gothic"/>
+                <w:b w:val="0"/>
+                <w:sz w:val="21"/>
+              </w:rPr>
+              <w:t/>
+            </w:r>
+          </w:p>
+        </w:tc>
+        <w:tc>
+          <w:tcPr>
+            <w:tcW w:type="dxa" w:w="4650"/>
+            <w:tcMar>
+              <w:top w:type="dxa" w:w="90"/>
+              <w:left w:type="dxa" w:w="130"/>
+              <w:bottom w:type="dxa" w:w="90"/>
+              <w:right w:type="dxa" w:w="130"/>
+            </w:tcMar>
+          </w:tcPr>
+          <w:p>
+            <w:pPr>
+              <w:spacing w:after="0"/>
+            </w:pPr>
+            <w:r>
+              <w:rPr>
+                <w:rFonts w:ascii="Malgun Gothic" w:hAnsi="Malgun Gothic" w:eastAsia="Malgun Gothic" w:cs="Malgun Gothic"/>
+                <w:b w:val="0"/>
+                <w:sz w:val="21"/>
+              </w:rPr>
+              <w:t/>
+            </w:r>
+          </w:p>
+          <w:p>
+            <w:pPr>
+              <w:spacing w:after="0"/>
+            </w:pPr>
+            <w:r>
+              <w:rPr>
+                <w:rFonts w:ascii="Malgun Gothic" w:hAnsi="Malgun Gothic" w:eastAsia="Malgun Gothic" w:cs="Malgun Gothic"/>
+                <w:b w:val="0"/>
+                <w:sz w:val="21"/>
+              </w:rPr>
+              <w:t/>
             </w:r>
           </w:p>
         </w:tc>
@@ -1323,146 +2745,250 @@
     </w:tbl>
     <w:p>
       <w:pPr>
-        <w:spacing w:before="80" w:after="0"/>
+        <w:spacing w:after="0"/>
       </w:pPr>
-      <w:r>
-        <w:rPr>
-          <w:rFonts w:ascii="맑은 고딕" w:hAnsi="맑은 고딕" w:eastAsia="맑은 고딕"/>
-          <w:b w:val="0"/>
-          <w:sz w:val="21"/>
-          <w:u w:val="none"/>
-        </w:rPr>
-        <w:t>(다섯 장을 다 따진 모둠이 빈 카드를 받습니다.) 빈 카드에 쓴 것을 여기에 옮겨 적으세요.</w:t>
-      </w:r>
-    </w:p>
-    <w:p>
-      <w:pPr>
-        <w:spacing w:before="120" w:after="0"/>
-      </w:pPr>
-      <w:r>
-        <w:rPr>
-          <w:rFonts w:ascii="맑은 고딕" w:hAnsi="맑은 고딕" w:eastAsia="맑은 고딕"/>
-          <w:b w:val="0"/>
-          <w:sz w:val="22"/>
-          <w:u w:val="none"/>
-        </w:rPr>
-        <w:t>우리가 만든 방안</w:t>
-      </w:r>
-    </w:p>
-    <w:p>
-      <w:pPr>
-        <w:pBdr>
-          <w:bottom w:val="single" w:sz="4" w:color="AAAAAA"/>
-        </w:pBdr>
-        <w:spacing w:before="100" w:after="100"/>
-      </w:pPr>
-      <w:r>
-        <w:rPr>
-          <w:rFonts w:ascii="맑은 고딕" w:hAnsi="맑은 고딕" w:eastAsia="맑은 고딕"/>
-          <w:b w:val="0"/>
-          <w:sz w:val="22"/>
-          <w:u w:val="none"/>
-        </w:rPr>
-      </w:r>
-    </w:p>
-    <w:p>
-      <w:pPr>
-        <w:pBdr>
-          <w:bottom w:val="single" w:sz="4" w:color="AAAAAA"/>
-        </w:pBdr>
-        <w:spacing w:before="100" w:after="100"/>
-      </w:pPr>
-      <w:r>
-        <w:rPr>
-          <w:rFonts w:ascii="맑은 고딕" w:hAnsi="맑은 고딕" w:eastAsia="맑은 고딕"/>
-          <w:b w:val="0"/>
-          <w:sz w:val="22"/>
-          <w:u w:val="none"/>
-        </w:rPr>
-      </w:r>
-    </w:p>
-    <w:p>
-      <w:pPr>
-        <w:spacing w:before="80" w:after="0"/>
-      </w:pPr>
-      <w:r>
-        <w:rPr>
-          <w:rFonts w:ascii="맑은 고딕" w:hAnsi="맑은 고딕" w:eastAsia="맑은 고딕"/>
-          <w:b w:val="0"/>
-          <w:sz w:val="22"/>
-          <w:u w:val="none"/>
-        </w:rPr>
-        <w:t>이 카드가 깎는 것 — 이 줄을 못 채우면 미완성입니다.</w:t>
-      </w:r>
-    </w:p>
-    <w:p>
-      <w:pPr>
-        <w:pBdr>
-          <w:bottom w:val="single" w:sz="4" w:color="AAAAAA"/>
-        </w:pBdr>
-        <w:spacing w:before="100" w:after="100"/>
-      </w:pPr>
-      <w:r>
-        <w:rPr>
-          <w:rFonts w:ascii="맑은 고딕" w:hAnsi="맑은 고딕" w:eastAsia="맑은 고딕"/>
-          <w:b w:val="0"/>
-          <w:sz w:val="22"/>
-          <w:u w:val="none"/>
-        </w:rPr>
-      </w:r>
-    </w:p>
-    <w:p>
-      <w:pPr>
-        <w:pBdr>
-          <w:bottom w:val="single" w:sz="4" w:color="AAAAAA"/>
-        </w:pBdr>
-        <w:spacing w:before="100" w:after="100"/>
-      </w:pPr>
-      <w:r>
-        <w:rPr>
-          <w:rFonts w:ascii="맑은 고딕" w:hAnsi="맑은 고딕" w:eastAsia="맑은 고딕"/>
-          <w:b w:val="0"/>
-          <w:sz w:val="22"/>
-          <w:u w:val="none"/>
-        </w:rPr>
-      </w:r>
     </w:p>
     <w:tbl>
       <w:tblPr>
-        <w:tblW w:type="auto" w:w="0"/>
+        <w:tblW w:type="dxa" w:w="9300"/>
         <w:tblLayout w:type="fixed"/>
         <w:tblLook w:firstColumn="1" w:firstRow="1" w:lastColumn="0" w:lastRow="0" w:noHBand="0" w:noVBand="1" w:val="04A0"/>
         <w:tblBorders>
-          <w:top w:val="none"/>
-          <w:left w:val="none"/>
-          <w:bottom w:val="none"/>
-          <w:right w:val="none"/>
-          <w:insideH w:val="none"/>
-          <w:insideV w:val="none"/>
+          <w:top w:val="single" w:color="C7D6EF" w:sz="4"/>
+          <w:left w:val="single" w:color="C7D6EF" w:sz="4"/>
+          <w:bottom w:val="single" w:color="C7D6EF" w:sz="4"/>
+          <w:right w:val="single" w:color="C7D6EF" w:sz="4"/>
+          <w:insideH w:val="single" w:color="C7D6EF" w:sz="4"/>
+          <w:insideV w:val="single" w:color="C7D6EF" w:sz="4"/>
         </w:tblBorders>
       </w:tblPr>
       <w:tblGrid>
-        <w:gridCol w:w="9900"/>
+        <w:gridCol w:w="3600"/>
+        <w:gridCol w:w="5700"/>
       </w:tblGrid>
       <w:tr>
         <w:tc>
           <w:tcPr>
-            <w:tcW w:type="dxa" w:w="9900"/>
-            <w:shd w:val="clear" w:fill="E8EEF7"/>
+            <w:tcW w:type="dxa" w:w="3600"/>
+            <w:tcMar>
+              <w:top w:type="dxa" w:w="90"/>
+              <w:left w:type="dxa" w:w="130"/>
+              <w:bottom w:type="dxa" w:w="90"/>
+              <w:right w:type="dxa" w:w="130"/>
+            </w:tcMar>
+            <w:shd w:val="clear" w:fill="EFF4FB"/>
           </w:tcPr>
           <w:p>
             <w:pPr>
-              <w:spacing w:before="60" w:after="60"/>
+              <w:spacing w:after="0"/>
             </w:pPr>
-            <w:r/>
             <w:r>
               <w:rPr>
-                <w:rFonts w:ascii="맑은 고딕" w:hAnsi="맑은 고딕" w:eastAsia="맑은 고딕"/>
+                <w:rFonts w:ascii="Malgun Gothic" w:hAnsi="Malgun Gothic" w:eastAsia="Malgun Gothic" w:cs="Malgun Gothic"/>
                 <w:b/>
-                <w:sz w:val="23"/>
-                <w:u w:val="none"/>
+                <w:color w:val="1D4ED8"/>
+                <w:sz w:val="24"/>
               </w:rPr>
               <w:t>한 문장 도전</w:t>
+            </w:r>
+          </w:p>
+        </w:tc>
+        <w:tc>
+          <w:tcPr>
+            <w:tcW w:type="dxa" w:w="5700"/>
+            <w:tcMar>
+              <w:top w:type="dxa" w:w="90"/>
+              <w:left w:type="dxa" w:w="130"/>
+              <w:bottom w:type="dxa" w:w="90"/>
+              <w:right w:type="dxa" w:w="130"/>
+            </w:tcMar>
+            <w:shd w:val="clear" w:fill="EFF4FB"/>
+          </w:tcPr>
+          <w:p>
+            <w:pPr>
+              <w:spacing w:after="0"/>
+            </w:pPr>
+            <w:r>
+              <w:rPr>
+                <w:rFonts w:ascii="Malgun Gothic" w:hAnsi="Malgun Gothic" w:eastAsia="Malgun Gothic" w:cs="Malgun Gothic"/>
+                <w:b w:val="0"/>
+                <w:color w:val="64748B"/>
+                <w:sz w:val="19"/>
+              </w:rPr>
+              <w:t>카드 다섯 장을 다 따져 보니 …</w:t>
+            </w:r>
+          </w:p>
+        </w:tc>
+      </w:tr>
+    </w:tbl>
+    <w:tbl>
+      <w:tblPr>
+        <w:tblW w:type="dxa" w:w="9300"/>
+        <w:tblLayout w:type="fixed"/>
+        <w:tblLook w:firstColumn="1" w:firstRow="1" w:lastColumn="0" w:lastRow="0" w:noHBand="0" w:noVBand="1" w:val="04A0"/>
+        <w:tblBorders>
+          <w:top w:val="single" w:color="auto" w:sz="4"/>
+          <w:left w:val="single" w:color="auto" w:sz="4"/>
+          <w:bottom w:val="single" w:color="auto" w:sz="4"/>
+          <w:right w:val="single" w:color="auto" w:sz="4"/>
+          <w:insideH w:val="single" w:color="auto" w:sz="4"/>
+          <w:insideV w:val="single" w:color="auto" w:sz="4"/>
+        </w:tblBorders>
+      </w:tblPr>
+      <w:tblGrid>
+        <w:gridCol w:w="4650"/>
+        <w:gridCol w:w="4650"/>
+      </w:tblGrid>
+      <w:tr>
+        <w:tc>
+          <w:tcPr>
+            <w:tcW w:type="dxa" w:w="4650"/>
+            <w:tcMar>
+              <w:top w:type="dxa" w:w="90"/>
+              <w:left w:type="dxa" w:w="130"/>
+              <w:bottom w:type="dxa" w:w="90"/>
+              <w:right w:type="dxa" w:w="130"/>
+            </w:tcMar>
+            <w:shd w:val="clear" w:fill="EFF4FB"/>
+          </w:tcPr>
+          <w:p>
+            <w:pPr>
+              <w:spacing w:after="0"/>
+            </w:pPr>
+            <w:r>
+              <w:rPr>
+                <w:rFonts w:ascii="Malgun Gothic" w:hAnsi="Malgun Gothic" w:eastAsia="Malgun Gothic" w:cs="Malgun Gothic"/>
+                <w:b/>
+                <w:sz w:val="21"/>
+              </w:rPr>
+              <w:t>오늘 나의 한 문장</w:t>
+            </w:r>
+          </w:p>
+        </w:tc>
+        <w:tc>
+          <w:tcPr>
+            <w:tcW w:type="dxa" w:w="4650"/>
+            <w:tcMar>
+              <w:top w:type="dxa" w:w="90"/>
+              <w:left w:type="dxa" w:w="130"/>
+              <w:bottom w:type="dxa" w:w="90"/>
+              <w:right w:type="dxa" w:w="130"/>
+            </w:tcMar>
+            <w:shd w:val="clear" w:fill="EFF4FB"/>
+          </w:tcPr>
+          <w:p>
+            <w:pPr>
+              <w:spacing w:after="0"/>
+            </w:pPr>
+            <w:r>
+              <w:rPr>
+                <w:rFonts w:ascii="Malgun Gothic" w:hAnsi="Malgun Gothic" w:eastAsia="Malgun Gothic" w:cs="Malgun Gothic"/>
+                <w:b/>
+                <w:sz w:val="21"/>
+              </w:rPr>
+              <w:t>(다음 시간) 우리 반의 한 문장</w:t>
+            </w:r>
+          </w:p>
+        </w:tc>
+      </w:tr>
+      <w:tr>
+        <w:tc>
+          <w:tcPr>
+            <w:tcW w:type="dxa" w:w="4650"/>
+            <w:tcMar>
+              <w:top w:type="dxa" w:w="90"/>
+              <w:left w:type="dxa" w:w="130"/>
+              <w:bottom w:type="dxa" w:w="90"/>
+              <w:right w:type="dxa" w:w="130"/>
+            </w:tcMar>
+          </w:tcPr>
+          <w:p>
+            <w:pPr>
+              <w:spacing w:after="0"/>
+            </w:pPr>
+            <w:r>
+              <w:rPr>
+                <w:rFonts w:ascii="Malgun Gothic" w:hAnsi="Malgun Gothic" w:eastAsia="Malgun Gothic" w:cs="Malgun Gothic"/>
+                <w:b w:val="0"/>
+                <w:sz w:val="21"/>
+              </w:rPr>
+              <w:t/>
+            </w:r>
+          </w:p>
+          <w:p>
+            <w:pPr>
+              <w:spacing w:after="0"/>
+            </w:pPr>
+            <w:r>
+              <w:rPr>
+                <w:rFonts w:ascii="Malgun Gothic" w:hAnsi="Malgun Gothic" w:eastAsia="Malgun Gothic" w:cs="Malgun Gothic"/>
+                <w:b w:val="0"/>
+                <w:sz w:val="21"/>
+              </w:rPr>
+              <w:t/>
+            </w:r>
+          </w:p>
+          <w:p>
+            <w:pPr>
+              <w:spacing w:after="0"/>
+            </w:pPr>
+            <w:r>
+              <w:rPr>
+                <w:rFonts w:ascii="Malgun Gothic" w:hAnsi="Malgun Gothic" w:eastAsia="Malgun Gothic" w:cs="Malgun Gothic"/>
+                <w:b w:val="0"/>
+                <w:sz w:val="21"/>
+              </w:rPr>
+              <w:t/>
+            </w:r>
+          </w:p>
+        </w:tc>
+        <w:tc>
+          <w:tcPr>
+            <w:tcW w:type="dxa" w:w="4650"/>
+            <w:tcMar>
+              <w:top w:type="dxa" w:w="90"/>
+              <w:left w:type="dxa" w:w="130"/>
+              <w:bottom w:type="dxa" w:w="90"/>
+              <w:right w:type="dxa" w:w="130"/>
+            </w:tcMar>
+          </w:tcPr>
+          <w:p>
+            <w:pPr>
+              <w:spacing w:after="0"/>
+            </w:pPr>
+            <w:r>
+              <w:rPr>
+                <w:rFonts w:ascii="Malgun Gothic" w:hAnsi="Malgun Gothic" w:eastAsia="Malgun Gothic" w:cs="Malgun Gothic"/>
+                <w:b w:val="0"/>
+                <w:sz w:val="21"/>
+              </w:rPr>
+              <w:t/>
+            </w:r>
+          </w:p>
+          <w:p>
+            <w:pPr>
+              <w:spacing w:after="0"/>
+            </w:pPr>
+            <w:r>
+              <w:rPr>
+                <w:rFonts w:ascii="Malgun Gothic" w:hAnsi="Malgun Gothic" w:eastAsia="Malgun Gothic" w:cs="Malgun Gothic"/>
+                <w:b w:val="0"/>
+                <w:sz w:val="21"/>
+              </w:rPr>
+              <w:t/>
+            </w:r>
+          </w:p>
+          <w:p>
+            <w:pPr>
+              <w:spacing w:after="0"/>
+            </w:pPr>
+            <w:r>
+              <w:rPr>
+                <w:rFonts w:ascii="Malgun Gothic" w:hAnsi="Malgun Gothic" w:eastAsia="Malgun Gothic" w:cs="Malgun Gothic"/>
+                <w:b w:val="0"/>
+                <w:sz w:val="21"/>
+              </w:rPr>
+              <w:t/>
             </w:r>
           </w:p>
         </w:tc>
@@ -1470,67 +2996,21 @@
     </w:tbl>
     <w:p>
       <w:pPr>
-        <w:spacing w:before="80" w:after="0"/>
+        <w:spacing w:after="0"/>
       </w:pPr>
       <w:r>
         <w:rPr>
-          <w:rFonts w:ascii="맑은 고딕" w:hAnsi="맑은 고딕" w:eastAsia="맑은 고딕"/>
-          <w:b/>
-          <w:sz w:val="23"/>
-          <w:u w:val="none"/>
-        </w:rPr>
-        <w:t>카드 다섯 장을 다 따져 보니</w:t>
-      </w:r>
-    </w:p>
-    <w:p>
-      <w:pPr>
-        <w:pBdr>
-          <w:bottom w:val="single" w:sz="4" w:color="AAAAAA"/>
-        </w:pBdr>
-        <w:spacing w:before="100" w:after="100"/>
-      </w:pPr>
-      <w:r>
-        <w:rPr>
-          <w:rFonts w:ascii="맑은 고딕" w:hAnsi="맑은 고딕" w:eastAsia="맑은 고딕"/>
+          <w:rFonts w:ascii="Malgun Gothic" w:hAnsi="Malgun Gothic" w:eastAsia="Malgun Gothic" w:cs="Malgun Gothic"/>
           <w:b w:val="0"/>
-          <w:sz w:val="22"/>
-          <w:u w:val="none"/>
-        </w:rPr>
-      </w:r>
-    </w:p>
-    <w:p>
-      <w:pPr>
-        <w:pBdr>
-          <w:bottom w:val="single" w:sz="4" w:color="AAAAAA"/>
-        </w:pBdr>
-        <w:spacing w:before="100" w:after="100"/>
-      </w:pPr>
-      <w:r>
-        <w:rPr>
-          <w:rFonts w:ascii="맑은 고딕" w:hAnsi="맑은 고딕" w:eastAsia="맑은 고딕"/>
-          <w:b w:val="0"/>
-          <w:sz w:val="22"/>
-          <w:u w:val="none"/>
-        </w:rPr>
-      </w:r>
-    </w:p>
-    <w:p>
-      <w:pPr>
-        <w:spacing w:before="160" w:after="60"/>
-      </w:pPr>
-      <w:r>
-        <w:rPr>
-          <w:rFonts w:ascii="맑은 고딕" w:hAnsi="맑은 고딕" w:eastAsia="맑은 고딕"/>
-          <w:b/>
+          <w:color w:val="64748B"/>
           <w:sz w:val="20"/>
-          <w:u w:val="none"/>
         </w:rPr>
         <w:t>이 종이는 다음 시간 끝에 한 번만 제출합니다.</w:t>
       </w:r>
     </w:p>
     <w:sectPr>
       <w:pgSz w:w="11906" w:h="16838"/>
-      <w:pgMar w:top="1000" w:right="1000" w:bottom="1000" w:left="1000" w:header="720" w:footer="720" w:gutter="0"/>
+      <w:pgMar w:top="1440" w:right="1440" w:bottom="1440" w:left="1440" w:header="720" w:footer="720" w:gutter="0"/>
       <w:cols w:space="720"/>
       <w:docGrid w:linePitch="360"/>
     </w:sectPr>
@@ -1901,13 +3381,6 @@
     <w:name w:val="Normal"/>
     <w:qFormat/>
     <w:rsid w:val="00FC693F"/>
-    <w:pPr>
-      <w:spacing w:before="0" w:after="60" w:line="276" w:lineRule="auto"/>
-    </w:pPr>
-    <w:rPr>
-      <w:rFonts w:ascii="맑은 고딕" w:hAnsi="맑은 고딕" w:eastAsia="맑은 고딕" w:cs="맑은 고딕"/>
-      <w:sz w:val="22"/>
-    </w:rPr>
   </w:style>
   <w:style w:type="paragraph" w:styleId="Header">
     <w:name w:val="header"/>

--- a/teacher/04-ai/04-ai-ethics/worksheet-04-04-ai-ethics-lesson1.docx
+++ b/teacher/04-ai/04-ai-ethics/worksheet-04-04-ai-ethics-lesson1.docx
@@ -6,6 +6,46 @@
       <w:pPr>
         <w:spacing w:after="100"/>
       </w:pPr>
+      <w:r>
+        <w:drawing>
+          <wp:inline distT="0" distB="0" distL="0" distR="0">
+            <wp:extent cx="347472" cy="347472"/>
+            <wp:effectExtent l="0" t="0" r="0" b="0"/>
+            <wp:docPr id="9001" name="단원 그림" descr=""/>
+            <wp:cNvGraphicFramePr>
+              <a:graphicFrameLocks xmlns:a="http://schemas.openxmlformats.org/drawingml/2006/main" noChangeAspect="1"/>
+            </wp:cNvGraphicFramePr>
+            <a:graphic xmlns:a="http://schemas.openxmlformats.org/drawingml/2006/main">
+              <a:graphicData uri="http://schemas.openxmlformats.org/drawingml/2006/picture">
+                <pic:pic xmlns:pic="http://schemas.openxmlformats.org/drawingml/2006/picture">
+                  <pic:nvPicPr>
+                    <pic:cNvPr id="0" name="unit-icon.png"/>
+                    <pic:cNvPicPr/>
+                  </pic:nvPicPr>
+                  <pic:blipFill>
+                    <a:blip r:embed="rIdUnitIcon"/>
+                    <a:stretch>
+                      <a:fillRect/>
+                    </a:stretch>
+                  </pic:blipFill>
+                  <pic:spPr>
+                    <a:xfrm>
+                      <a:off x="0" y="0"/>
+                      <a:ext cx="347472" cy="347472"/>
+                    </a:xfrm>
+                    <a:prstGeom prst="rect">
+                      <a:avLst/>
+                    </a:prstGeom>
+                  </pic:spPr>
+                </pic:pic>
+              </a:graphicData>
+            </a:graphic>
+          </wp:inline>
+        </w:drawing>
+      </w:r>
+      <w:r>
+        <w:t xml:space="preserve"> </w:t>
+      </w:r>
       <w:r>
         <w:rPr>
           <w:rFonts w:ascii="Malgun Gothic" w:hAnsi="Malgun Gothic" w:eastAsia="Malgun Gothic" w:cs="Malgun Gothic"/>
